--- a/樂觀鎖_測試不同量級請求的效能比較.docx
+++ b/樂觀鎖_測試不同量級請求的效能比較.docx
@@ -179,14 +179,7 @@
         <w:rPr>
           <w:rFonts w:hint="eastAsia"/>
         </w:rPr>
-        <w:t>有效</w:t>
-      </w:r>
-      <w:proofErr w:type="gramStart"/>
-      <w:r>
-        <w:rPr>
-          <w:rFonts w:hint="eastAsia"/>
-        </w:rPr>
-        <w:t>阻擋</w:t>
+        <w:t>有效阻擋</w:t>
       </w:r>
       <w:r>
         <w:rPr>
@@ -194,7 +187,6 @@
         </w:rPr>
         <w:t>超發流量</w:t>
       </w:r>
-      <w:proofErr w:type="gramEnd"/>
       <w:r>
         <w:rPr>
           <w:rFonts w:hint="eastAsia"/>
@@ -567,19 +559,11 @@
         <w:t>redis</w:t>
       </w:r>
       <w:proofErr w:type="spellEnd"/>
-      <w:proofErr w:type="gramStart"/>
-      <w:r>
-        <w:rPr>
-          <w:rFonts w:hint="eastAsia"/>
-        </w:rPr>
-        <w:t>回滾調整</w:t>
-      </w:r>
-      <w:proofErr w:type="gramEnd"/>
-      <w:r>
-        <w:rPr>
-          <w:rFonts w:hint="eastAsia"/>
-        </w:rPr>
-        <w:t>後的數量一致</w:t>
+      <w:r>
+        <w:rPr>
+          <w:rFonts w:hint="eastAsia"/>
+        </w:rPr>
+        <w:t>回滾調整後的數量一致</w:t>
       </w:r>
       <w:r>
         <w:rPr>
@@ -599,16 +583,1135 @@
         <w:rPr>
           <w:rFonts w:hint="eastAsia"/>
         </w:rPr>
-        <w:t>可以有效</w:t>
-      </w:r>
-      <w:proofErr w:type="gramStart"/>
+        <w:t>可以有效阻擋超發流量。</w:t>
+      </w:r>
+    </w:p>
+    <w:p>
+      <w:r>
+        <w:rPr>
+          <w:rFonts w:hint="eastAsia"/>
+        </w:rPr>
+        <w:t>結論</w:t>
+      </w:r>
+      <w:r>
+        <w:rPr>
+          <w:rFonts w:hint="eastAsia"/>
+        </w:rPr>
+        <w:t>(</w:t>
+      </w:r>
+      <w:r>
+        <w:rPr>
+          <w:rFonts w:hint="eastAsia"/>
+        </w:rPr>
+        <w:t>可搭配同檔名</w:t>
+      </w:r>
+      <w:r>
+        <w:rPr>
+          <w:rFonts w:hint="eastAsia"/>
+        </w:rPr>
+        <w:t>excel</w:t>
+      </w:r>
+      <w:r>
+        <w:rPr>
+          <w:rFonts w:hint="eastAsia"/>
+        </w:rPr>
+        <w:t>觀</w:t>
+      </w:r>
+      <w:r>
+        <w:rPr>
+          <w:rFonts w:hint="eastAsia"/>
+        </w:rPr>
+        <w:t>看</w:t>
+      </w:r>
+      <w:r>
+        <w:rPr>
+          <w:rFonts w:hint="eastAsia"/>
+        </w:rPr>
+        <w:t>)</w:t>
+      </w:r>
+      <w:r>
+        <w:rPr>
+          <w:rFonts w:hint="eastAsia"/>
+        </w:rPr>
+        <w:t>：</w:t>
+      </w:r>
+    </w:p>
+    <w:p>
+      <w:r>
+        <w:t>S</w:t>
+      </w:r>
+      <w:r>
+        <w:rPr>
+          <w:rFonts w:hint="eastAsia"/>
+        </w:rPr>
+        <w:t>uccess</w:t>
+      </w:r>
+      <w:r>
+        <w:rPr>
+          <w:rFonts w:hint="eastAsia"/>
+        </w:rPr>
+        <w:t>的範圍都在</w:t>
+      </w:r>
+      <w:r>
+        <w:rPr>
+          <w:rFonts w:hint="eastAsia"/>
+        </w:rPr>
+        <w:t>98%~100%</w:t>
+      </w:r>
+      <w:r>
+        <w:rPr>
+          <w:rFonts w:hint="eastAsia"/>
+        </w:rPr>
+        <w:t>，少數沒有成功發出去的應該是因為少部分的優惠券在</w:t>
+      </w:r>
+      <w:r>
+        <w:rPr>
+          <w:rFonts w:hint="eastAsia"/>
+        </w:rPr>
+        <w:t>retry</w:t>
+      </w:r>
+      <w:r>
+        <w:rPr>
+          <w:rFonts w:hint="eastAsia"/>
+        </w:rPr>
+        <w:t>三次後還是失敗，就變成</w:t>
+      </w:r>
+      <w:r>
+        <w:rPr>
+          <w:rFonts w:hint="eastAsia"/>
+        </w:rPr>
+        <w:t>conflict</w:t>
+      </w:r>
+      <w:r>
+        <w:rPr>
+          <w:rFonts w:hint="eastAsia"/>
+        </w:rPr>
+        <w:t>，</w:t>
+      </w:r>
+      <w:r>
+        <w:rPr>
+          <w:rFonts w:hint="eastAsia"/>
+        </w:rPr>
+        <w:t>目前想到的解決辦法有增加</w:t>
+      </w:r>
+      <w:r>
+        <w:rPr>
+          <w:rFonts w:hint="eastAsia"/>
+        </w:rPr>
+        <w:t>retry</w:t>
+      </w:r>
+      <w:r>
+        <w:rPr>
+          <w:rFonts w:hint="eastAsia"/>
+        </w:rPr>
+        <w:t>次數</w:t>
+      </w:r>
+      <w:r>
+        <w:rPr>
+          <w:rFonts w:hint="eastAsia"/>
+        </w:rPr>
+        <w:t>(</w:t>
+      </w:r>
+      <w:r>
+        <w:rPr>
+          <w:rFonts w:hint="eastAsia"/>
+        </w:rPr>
+        <w:t>但會延長</w:t>
+      </w:r>
+      <w:r>
+        <w:rPr>
+          <w:rFonts w:hint="eastAsia"/>
+        </w:rPr>
+        <w:t>latency)</w:t>
+      </w:r>
+      <w:r>
+        <w:rPr>
+          <w:rFonts w:hint="eastAsia"/>
+        </w:rPr>
+        <w:t>，或是調整</w:t>
+      </w:r>
+      <w:proofErr w:type="spellStart"/>
+      <w:r>
+        <w:t>b</w:t>
+      </w:r>
+      <w:r>
+        <w:rPr>
+          <w:rFonts w:hint="eastAsia"/>
+        </w:rPr>
+        <w:t>ackoff+jitter</w:t>
+      </w:r>
+      <w:proofErr w:type="spellEnd"/>
+      <w:r>
+        <w:rPr>
+          <w:rFonts w:hint="eastAsia"/>
+        </w:rPr>
+        <w:t>，</w:t>
+      </w:r>
+      <w:r>
+        <w:rPr>
+          <w:rFonts w:hint="eastAsia"/>
+        </w:rPr>
+        <w:t>增加</w:t>
+      </w:r>
+      <w:r>
+        <w:rPr>
+          <w:rFonts w:hint="eastAsia"/>
+        </w:rPr>
+        <w:t>jitter</w:t>
+      </w:r>
+      <w:r>
+        <w:rPr>
+          <w:rFonts w:hint="eastAsia"/>
+        </w:rPr>
+        <w:t>的數值</w:t>
+      </w:r>
+      <w:r>
+        <w:rPr>
+          <w:rFonts w:hint="eastAsia"/>
+        </w:rPr>
+        <w:t>範圍</w:t>
+      </w:r>
+      <w:r>
+        <w:rPr>
+          <w:rFonts w:hint="eastAsia"/>
+        </w:rPr>
+        <w:t>，</w:t>
+      </w:r>
+      <w:r>
+        <w:rPr>
+          <w:rFonts w:hint="eastAsia"/>
+        </w:rPr>
+        <w:t>比如把</w:t>
+      </w:r>
+      <w:r>
+        <w:rPr>
+          <w:rFonts w:hint="eastAsia"/>
+        </w:rPr>
+        <w:t>random</w:t>
+      </w:r>
+      <w:r>
+        <w:rPr>
+          <w:rFonts w:hint="eastAsia"/>
+        </w:rPr>
+        <w:t>範圍從</w:t>
+      </w:r>
+      <w:r>
+        <w:rPr>
+          <w:rFonts w:hint="eastAsia"/>
+        </w:rPr>
+        <w:t>0~31</w:t>
+      </w:r>
+      <w:r>
+        <w:rPr>
+          <w:rFonts w:hint="eastAsia"/>
+        </w:rPr>
+        <w:t>改成</w:t>
+      </w:r>
+      <w:r>
+        <w:rPr>
+          <w:rFonts w:hint="eastAsia"/>
+        </w:rPr>
+        <w:t>0~50</w:t>
+      </w:r>
+      <w:r>
+        <w:rPr>
+          <w:rFonts w:hint="eastAsia"/>
+        </w:rPr>
+        <w:t>，這樣</w:t>
+      </w:r>
+      <w:r>
+        <w:rPr>
+          <w:rFonts w:hint="eastAsia"/>
+        </w:rPr>
+        <w:t>也會延長</w:t>
+      </w:r>
+      <w:r>
+        <w:t>l</w:t>
+      </w:r>
+      <w:r>
+        <w:rPr>
+          <w:rFonts w:hint="eastAsia"/>
+        </w:rPr>
+        <w:t>atency</w:t>
+      </w:r>
+      <w:r>
+        <w:rPr>
+          <w:rFonts w:hint="eastAsia"/>
+        </w:rPr>
+        <w:t>，</w:t>
+      </w:r>
+      <w:r>
+        <w:rPr>
+          <w:rFonts w:hint="eastAsia"/>
+        </w:rPr>
+        <w:t>但</w:t>
+      </w:r>
+      <w:r>
+        <w:rPr>
+          <w:rFonts w:hint="eastAsia"/>
+        </w:rPr>
+        <w:t>可以減少</w:t>
+      </w:r>
+      <w:r>
+        <w:t>b</w:t>
+      </w:r>
+      <w:r>
+        <w:rPr>
+          <w:rFonts w:hint="eastAsia"/>
+        </w:rPr>
+        <w:t>ackoff</w:t>
+      </w:r>
+      <w:r>
+        <w:rPr>
+          <w:rFonts w:hint="eastAsia"/>
+        </w:rPr>
+        <w:t>的數值，用以抵銷此負向反饋</w:t>
+      </w:r>
+      <w:r>
+        <w:rPr>
+          <w:rFonts w:hint="eastAsia"/>
+        </w:rPr>
+        <w:t>，預計做實驗，調整不同</w:t>
+      </w:r>
+      <w:proofErr w:type="spellStart"/>
+      <w:r>
+        <w:rPr>
+          <w:rFonts w:hint="eastAsia"/>
+        </w:rPr>
+        <w:t>backoff+jitter</w:t>
+      </w:r>
+      <w:proofErr w:type="spellEnd"/>
+      <w:r>
+        <w:rPr>
+          <w:rFonts w:hint="eastAsia"/>
+        </w:rPr>
+        <w:t>的參數，不先減少</w:t>
+      </w:r>
+      <w:r>
+        <w:rPr>
+          <w:rFonts w:hint="eastAsia"/>
+        </w:rPr>
+        <w:t>retry</w:t>
+      </w:r>
+      <w:r>
+        <w:rPr>
+          <w:rFonts w:hint="eastAsia"/>
+        </w:rPr>
+        <w:t>的原因為</w:t>
+      </w:r>
+      <w:r>
+        <w:rPr>
+          <w:rFonts w:hint="eastAsia"/>
+        </w:rPr>
+        <w:t>success</w:t>
+      </w:r>
+      <w:r>
+        <w:rPr>
+          <w:rFonts w:hint="eastAsia"/>
+        </w:rPr>
+        <w:t>並沒有完全</w:t>
+      </w:r>
+      <w:r>
+        <w:rPr>
+          <w:rFonts w:hint="eastAsia"/>
+        </w:rPr>
+        <w:t>100%</w:t>
+      </w:r>
+      <w:r>
+        <w:rPr>
+          <w:rFonts w:hint="eastAsia"/>
+        </w:rPr>
+        <w:t>，</w:t>
+      </w:r>
+      <w:r>
+        <w:rPr>
+          <w:rFonts w:hint="eastAsia"/>
+        </w:rPr>
+        <w:t>改變</w:t>
+      </w:r>
+      <w:r>
+        <w:t>r</w:t>
+      </w:r>
+      <w:r>
+        <w:rPr>
+          <w:rFonts w:hint="eastAsia"/>
+        </w:rPr>
+        <w:t>etry</w:t>
+      </w:r>
+      <w:r>
+        <w:rPr>
+          <w:rFonts w:hint="eastAsia"/>
+        </w:rPr>
+        <w:t>估計會降低</w:t>
+      </w:r>
+      <w:r>
+        <w:rPr>
+          <w:rFonts w:hint="eastAsia"/>
+        </w:rPr>
+        <w:t>success</w:t>
+      </w:r>
+      <w:r>
+        <w:rPr>
+          <w:rFonts w:hint="eastAsia"/>
+        </w:rPr>
+        <w:t>，</w:t>
+      </w:r>
+      <w:r>
+        <w:rPr>
+          <w:rFonts w:hint="eastAsia"/>
+        </w:rPr>
+        <w:t>而且</w:t>
+      </w:r>
+      <w:r>
+        <w:rPr>
+          <w:rFonts w:hint="eastAsia"/>
+        </w:rPr>
+        <w:t>retry</w:t>
+      </w:r>
+      <w:r>
+        <w:rPr>
+          <w:rFonts w:hint="eastAsia"/>
+        </w:rPr>
+        <w:t>是比較大的因子，也會影響到</w:t>
+      </w:r>
+      <w:proofErr w:type="spellStart"/>
+      <w:r>
+        <w:t>b</w:t>
+      </w:r>
+      <w:r>
+        <w:rPr>
+          <w:rFonts w:hint="eastAsia"/>
+        </w:rPr>
+        <w:t>ackoff+jitter</w:t>
+      </w:r>
+      <w:proofErr w:type="spellEnd"/>
+      <w:r>
+        <w:rPr>
+          <w:rFonts w:hint="eastAsia"/>
+        </w:rPr>
+        <w:t>，要從小的因子開始調整</w:t>
+      </w:r>
+      <w:r>
+        <w:rPr>
+          <w:rFonts w:hint="eastAsia"/>
+        </w:rPr>
+        <w:t>才比較好改良</w:t>
+      </w:r>
+      <w:r>
+        <w:rPr>
+          <w:rFonts w:hint="eastAsia"/>
+        </w:rPr>
+        <w:t>。還有一個方法是</w:t>
+      </w:r>
+      <w:r>
+        <w:rPr>
+          <w:rFonts w:hint="eastAsia"/>
+        </w:rPr>
+        <w:t>使用悲觀鎖的方式，確保每個優惠券都能夠被發送出去，但預估會有比樂觀鎖還高</w:t>
+      </w:r>
+      <w:r>
+        <w:rPr>
+          <w:rFonts w:hint="eastAsia"/>
+        </w:rPr>
+        <w:t>出</w:t>
+      </w:r>
+      <w:r>
+        <w:rPr>
+          <w:rFonts w:hint="eastAsia"/>
+        </w:rPr>
+        <w:t>很</w:t>
+      </w:r>
+      <w:r>
+        <w:rPr>
+          <w:rFonts w:hint="eastAsia"/>
+        </w:rPr>
+        <w:t>多</w:t>
+      </w:r>
+      <w:r>
+        <w:rPr>
+          <w:rFonts w:hint="eastAsia"/>
+        </w:rPr>
+        <w:t>的</w:t>
+      </w:r>
+      <w:r>
+        <w:rPr>
+          <w:rFonts w:hint="eastAsia"/>
+        </w:rPr>
+        <w:t>latency</w:t>
+      </w:r>
+      <w:r>
+        <w:rPr>
+          <w:rFonts w:hint="eastAsia"/>
+        </w:rPr>
+        <w:t>，不一定適合用在優惠券的業務上，而更適合用於銀行內部清算系統或其他核心部門的資料處理</w:t>
+      </w:r>
+      <w:r>
+        <w:rPr>
+          <w:rFonts w:hint="eastAsia"/>
+        </w:rPr>
+        <w:t>(</w:t>
+      </w:r>
+      <w:r>
+        <w:rPr>
+          <w:rFonts w:hint="eastAsia"/>
+        </w:rPr>
+        <w:t>預計</w:t>
+      </w:r>
+      <w:r>
+        <w:rPr>
+          <w:rFonts w:hint="eastAsia"/>
+        </w:rPr>
+        <w:t>後續</w:t>
+      </w:r>
+      <w:r>
+        <w:rPr>
+          <w:rFonts w:hint="eastAsia"/>
+        </w:rPr>
+        <w:t>做</w:t>
+      </w:r>
+      <w:r>
+        <w:rPr>
+          <w:rFonts w:hint="eastAsia"/>
+        </w:rPr>
+        <w:t>悲觀鎖</w:t>
+      </w:r>
+      <w:r>
+        <w:rPr>
+          <w:rFonts w:hint="eastAsia"/>
+        </w:rPr>
+        <w:t xml:space="preserve">vs </w:t>
+      </w:r>
+      <w:r>
+        <w:rPr>
+          <w:rFonts w:hint="eastAsia"/>
+        </w:rPr>
+        <w:t>樂觀鎖</w:t>
+      </w:r>
+      <w:r>
+        <w:rPr>
+          <w:rFonts w:hint="eastAsia"/>
+        </w:rPr>
+        <w:t>實驗</w:t>
+      </w:r>
+      <w:r>
+        <w:rPr>
+          <w:rFonts w:hint="eastAsia"/>
+        </w:rPr>
+        <w:t>看效能</w:t>
+      </w:r>
+      <w:r>
+        <w:rPr>
+          <w:rFonts w:hint="eastAsia"/>
+        </w:rPr>
+        <w:t>比較</w:t>
+      </w:r>
+      <w:r>
+        <w:rPr>
+          <w:rFonts w:hint="eastAsia"/>
+        </w:rPr>
+        <w:t>)</w:t>
+      </w:r>
+      <w:r>
+        <w:rPr>
+          <w:rFonts w:hint="eastAsia"/>
+        </w:rPr>
+        <w:t>。</w:t>
+      </w:r>
+    </w:p>
+    <w:p>
+      <w:r>
+        <w:rPr>
+          <w:rFonts w:hint="eastAsia"/>
+        </w:rPr>
+        <w:t>conflict</w:t>
+      </w:r>
+      <w:r>
+        <w:rPr>
+          <w:rFonts w:hint="eastAsia"/>
+        </w:rPr>
+        <w:t>的比例</w:t>
+      </w:r>
+      <w:r>
+        <w:rPr>
+          <w:rFonts w:hint="eastAsia"/>
+        </w:rPr>
+        <w:t>平均都在</w:t>
+      </w:r>
+      <w:r>
+        <w:rPr>
+          <w:rFonts w:hint="eastAsia"/>
+        </w:rPr>
+        <w:t>6%~7%</w:t>
+      </w:r>
+      <w:r>
+        <w:rPr>
+          <w:rFonts w:hint="eastAsia"/>
+        </w:rPr>
+        <w:t>，故有達到預期的目標，</w:t>
+      </w:r>
+      <w:r>
+        <w:rPr>
+          <w:rFonts w:hint="eastAsia"/>
+        </w:rPr>
+        <w:t>也如先前實驗</w:t>
+      </w:r>
+      <w:r>
+        <w:rPr>
+          <w:rFonts w:hint="eastAsia"/>
+        </w:rPr>
+        <w:t>(</w:t>
+      </w:r>
+      <w:r>
+        <w:rPr>
+          <w:rFonts w:hint="eastAsia"/>
+        </w:rPr>
+        <w:t>實驗名稱：</w:t>
+      </w:r>
+      <w:r>
+        <w:t>Retry</w:t>
+      </w:r>
+      <w:r>
+        <w:t>的</w:t>
+      </w:r>
+      <w:proofErr w:type="spellStart"/>
+      <w:r>
+        <w:t>thread.sleep</w:t>
+      </w:r>
+      <w:proofErr w:type="spellEnd"/>
+      <w:r>
+        <w:t>方式比較</w:t>
+      </w:r>
+      <w:r>
+        <w:rPr>
+          <w:rFonts w:hint="eastAsia"/>
+        </w:rPr>
+        <w:t>)</w:t>
+      </w:r>
+      <w:r>
+        <w:rPr>
+          <w:rFonts w:hint="eastAsia"/>
+        </w:rPr>
+        <w:t>所言</w:t>
+      </w:r>
+      <w:r>
+        <w:rPr>
+          <w:rFonts w:hint="eastAsia"/>
+        </w:rPr>
+        <w:t>，可以透過調整參數來減少</w:t>
+      </w:r>
+      <w:r>
+        <w:t>l</w:t>
+      </w:r>
+      <w:r>
+        <w:rPr>
+          <w:rFonts w:hint="eastAsia"/>
+        </w:rPr>
+        <w:t>atency</w:t>
+      </w:r>
+      <w:r>
+        <w:rPr>
+          <w:rFonts w:hint="eastAsia"/>
+        </w:rPr>
+        <w:t>過高的問題</w:t>
+      </w:r>
+      <w:r>
+        <w:rPr>
+          <w:rFonts w:hint="eastAsia"/>
+        </w:rPr>
+        <w:t>，或是能夠透過增加</w:t>
+      </w:r>
+      <w:r>
+        <w:rPr>
+          <w:rFonts w:hint="eastAsia"/>
+        </w:rPr>
+        <w:t>retry</w:t>
+      </w:r>
+      <w:r>
+        <w:rPr>
+          <w:rFonts w:hint="eastAsia"/>
+        </w:rPr>
+        <w:t>的次數來降低</w:t>
+      </w:r>
+      <w:proofErr w:type="spellStart"/>
+      <w:r>
+        <w:rPr>
+          <w:rFonts w:hint="eastAsia"/>
+        </w:rPr>
+        <w:t>coflict</w:t>
+      </w:r>
+      <w:proofErr w:type="spellEnd"/>
+      <w:r>
+        <w:rPr>
+          <w:rFonts w:hint="eastAsia"/>
+        </w:rPr>
+        <w:t>，但我推論</w:t>
+      </w:r>
+      <w:r>
+        <w:rPr>
+          <w:rFonts w:hint="eastAsia"/>
+        </w:rPr>
+        <w:t>(</w:t>
+      </w:r>
+      <w:r>
+        <w:rPr>
+          <w:rFonts w:hint="eastAsia"/>
+        </w:rPr>
+        <w:t>未經實際實驗</w:t>
+      </w:r>
+      <w:r>
+        <w:rPr>
+          <w:rFonts w:hint="eastAsia"/>
+        </w:rPr>
+        <w:t>)</w:t>
+      </w:r>
+      <w:r>
+        <w:rPr>
+          <w:rFonts w:hint="eastAsia"/>
+        </w:rPr>
+        <w:t>這會顯著提升</w:t>
+      </w:r>
+      <w:r>
+        <w:t>l</w:t>
+      </w:r>
+      <w:r>
+        <w:rPr>
+          <w:rFonts w:hint="eastAsia"/>
+        </w:rPr>
+        <w:t>atency</w:t>
+      </w:r>
+      <w:r>
+        <w:rPr>
+          <w:rFonts w:hint="eastAsia"/>
+        </w:rPr>
+        <w:t>，因為</w:t>
+      </w:r>
+      <w:r>
+        <w:rPr>
+          <w:rFonts w:hint="eastAsia"/>
+        </w:rPr>
+        <w:t>同一筆</w:t>
+      </w:r>
+      <w:r>
+        <w:rPr>
+          <w:rFonts w:hint="eastAsia"/>
+        </w:rPr>
+        <w:t>request</w:t>
+      </w:r>
+      <w:r>
+        <w:rPr>
+          <w:rFonts w:hint="eastAsia"/>
+        </w:rPr>
+        <w:t>會有更多的</w:t>
+      </w:r>
+      <w:r>
+        <w:rPr>
+          <w:rFonts w:hint="eastAsia"/>
+        </w:rPr>
+        <w:t>retry</w:t>
+      </w:r>
+      <w:r>
+        <w:rPr>
+          <w:rFonts w:hint="eastAsia"/>
+        </w:rPr>
+        <w:t>機會</w:t>
+      </w:r>
+      <w:r>
+        <w:rPr>
+          <w:rFonts w:hint="eastAsia"/>
+        </w:rPr>
+        <w:t>。</w:t>
+      </w:r>
+    </w:p>
+    <w:p>
+      <w:r>
+        <w:rPr>
+          <w:rFonts w:hint="eastAsia"/>
+        </w:rPr>
+        <w:t>DB</w:t>
+      </w:r>
+      <w:r>
+        <w:rPr>
+          <w:rFonts w:hint="eastAsia"/>
+        </w:rPr>
+        <w:t>和</w:t>
+      </w:r>
+      <w:proofErr w:type="spellStart"/>
+      <w:r>
+        <w:rPr>
+          <w:rFonts w:hint="eastAsia"/>
+        </w:rPr>
+        <w:t>redis</w:t>
+      </w:r>
+      <w:proofErr w:type="spellEnd"/>
+      <w:r>
+        <w:rPr>
+          <w:rFonts w:hint="eastAsia"/>
+        </w:rPr>
+        <w:t>的數量也都維持一致性，沒有超發也沒有數量不同的問題發生</w:t>
+      </w:r>
+      <w:r>
+        <w:rPr>
+          <w:rFonts w:hint="eastAsia"/>
+        </w:rPr>
+        <w:t>。</w:t>
+      </w:r>
+    </w:p>
+    <w:p>
+      <w:r>
+        <w:t>R</w:t>
+      </w:r>
+      <w:r>
+        <w:rPr>
+          <w:rFonts w:hint="eastAsia"/>
+        </w:rPr>
+        <w:t>edis</w:t>
+      </w:r>
       <w:r>
         <w:rPr>
           <w:rFonts w:hint="eastAsia"/>
         </w:rPr>
         <w:t>阻擋超發流量</w:t>
       </w:r>
-      <w:proofErr w:type="gramEnd"/>
+      <w:r>
+        <w:rPr>
+          <w:rFonts w:hint="eastAsia"/>
+        </w:rPr>
+        <w:t>的表現也證實能阻擋大部分的無效流量打入</w:t>
+      </w:r>
+      <w:r>
+        <w:rPr>
+          <w:rFonts w:hint="eastAsia"/>
+        </w:rPr>
+        <w:t>DB</w:t>
+      </w:r>
+      <w:r>
+        <w:rPr>
+          <w:rFonts w:hint="eastAsia"/>
+        </w:rPr>
+        <w:t>(</w:t>
+      </w:r>
+      <w:r>
+        <w:rPr>
+          <w:rFonts w:hint="eastAsia"/>
+        </w:rPr>
+        <w:t>透過</w:t>
+      </w:r>
+      <w:proofErr w:type="spellStart"/>
+      <w:r>
+        <w:rPr>
+          <w:rFonts w:hint="eastAsia"/>
+        </w:rPr>
+        <w:lastRenderedPageBreak/>
+        <w:t>Redis_SOLD_OUT</w:t>
+      </w:r>
+      <w:proofErr w:type="spellEnd"/>
+      <w:r>
+        <w:rPr>
+          <w:rFonts w:hint="eastAsia"/>
+        </w:rPr>
+        <w:t>/(request-issue)</w:t>
+      </w:r>
+      <w:r>
+        <w:rPr>
+          <w:rFonts w:hint="eastAsia"/>
+        </w:rPr>
+        <w:t>得知，</w:t>
+      </w:r>
+      <w:r>
+        <w:rPr>
+          <w:rFonts w:hint="eastAsia"/>
+        </w:rPr>
+        <w:t>平均值分布</w:t>
+      </w:r>
+      <w:r>
+        <w:rPr>
+          <w:rFonts w:hint="eastAsia"/>
+        </w:rPr>
+        <w:t>在</w:t>
+      </w:r>
+      <w:r>
+        <w:rPr>
+          <w:rFonts w:hint="eastAsia"/>
+        </w:rPr>
+        <w:t>92%~98%</w:t>
+      </w:r>
+      <w:r>
+        <w:rPr>
+          <w:rFonts w:hint="eastAsia"/>
+        </w:rPr>
+        <w:t>，而會有</w:t>
+      </w:r>
+      <w:r>
+        <w:rPr>
+          <w:rFonts w:hint="eastAsia"/>
+        </w:rPr>
+        <w:t>平均值為</w:t>
+      </w:r>
+      <w:r>
+        <w:t>9</w:t>
+      </w:r>
+      <w:r>
+        <w:rPr>
+          <w:rFonts w:hint="eastAsia"/>
+        </w:rPr>
+        <w:t>2%</w:t>
+      </w:r>
+      <w:r>
+        <w:rPr>
+          <w:rFonts w:hint="eastAsia"/>
+        </w:rPr>
+        <w:t>的原因是因為該條件</w:t>
+      </w:r>
+      <w:r>
+        <w:rPr>
+          <w:rFonts w:hint="eastAsia"/>
+        </w:rPr>
+        <w:t>(</w:t>
+      </w:r>
+      <w:r>
+        <w:t>issue500/request</w:t>
+      </w:r>
+      <w:r>
+        <w:rPr>
+          <w:rFonts w:hint="eastAsia"/>
+        </w:rPr>
+        <w:t>2</w:t>
+      </w:r>
+      <w:r>
+        <w:t>000</w:t>
+      </w:r>
+      <w:r>
+        <w:rPr>
+          <w:rFonts w:hint="eastAsia"/>
+        </w:rPr>
+        <w:t>)</w:t>
+      </w:r>
+      <w:r>
+        <w:rPr>
+          <w:rFonts w:hint="eastAsia"/>
+        </w:rPr>
+        <w:t>的測試中有兩次都出現了</w:t>
+      </w:r>
+      <w:r>
+        <w:t>NOT_FOUND</w:t>
+      </w:r>
+      <w:r>
+        <w:rPr>
+          <w:rFonts w:hint="eastAsia"/>
+        </w:rPr>
+        <w:t>的狀態碼，這不是我在</w:t>
+      </w:r>
+      <w:r>
+        <w:rPr>
+          <w:rFonts w:hint="eastAsia"/>
+        </w:rPr>
+        <w:t>Spring boot</w:t>
+      </w:r>
+      <w:r>
+        <w:rPr>
+          <w:rFonts w:hint="eastAsia"/>
+        </w:rPr>
+        <w:t>中的</w:t>
+      </w:r>
+      <w:proofErr w:type="spellStart"/>
+      <w:r>
+        <w:rPr>
+          <w:rFonts w:hint="eastAsia"/>
+        </w:rPr>
+        <w:t>CouponClaimService</w:t>
+      </w:r>
+      <w:proofErr w:type="spellEnd"/>
+      <w:r>
+        <w:rPr>
+          <w:rFonts w:hint="eastAsia"/>
+        </w:rPr>
+        <w:t>寫入的狀態碼邏輯，而是</w:t>
+      </w:r>
+      <w:r>
+        <w:rPr>
+          <w:rFonts w:hint="eastAsia"/>
+        </w:rPr>
+        <w:t>J</w:t>
+      </w:r>
+      <w:r>
+        <w:t xml:space="preserve">Meter </w:t>
+      </w:r>
+      <w:r>
+        <w:t>連不到</w:t>
+      </w:r>
+      <w:r>
+        <w:t xml:space="preserve"> Spring Boot </w:t>
+      </w:r>
+      <w:r>
+        <w:t>服務</w:t>
+      </w:r>
+      <w:r>
+        <w:rPr>
+          <w:rFonts w:hint="eastAsia"/>
+        </w:rPr>
+        <w:t>，</w:t>
+      </w:r>
+      <w:r>
+        <w:rPr>
+          <w:rFonts w:hint="eastAsia"/>
+        </w:rPr>
+        <w:t>因為</w:t>
+      </w:r>
+      <w:proofErr w:type="spellStart"/>
+      <w:r>
+        <w:rPr>
+          <w:rFonts w:hint="eastAsia"/>
+        </w:rPr>
+        <w:t>result</w:t>
+      </w:r>
+      <w:r>
+        <w:rPr>
+          <w:rFonts w:hint="eastAsia"/>
+        </w:rPr>
+        <w:t>.jtl</w:t>
+      </w:r>
+      <w:proofErr w:type="spellEnd"/>
+      <w:r>
+        <w:rPr>
+          <w:rFonts w:hint="eastAsia"/>
+        </w:rPr>
+        <w:t>(</w:t>
+      </w:r>
+      <w:proofErr w:type="spellStart"/>
+      <w:r>
+        <w:rPr>
+          <w:rFonts w:hint="eastAsia"/>
+        </w:rPr>
+        <w:t>jmeter</w:t>
+      </w:r>
+      <w:proofErr w:type="spellEnd"/>
+      <w:r>
+        <w:rPr>
+          <w:rFonts w:hint="eastAsia"/>
+        </w:rPr>
+        <w:t>原始資料</w:t>
+      </w:r>
+      <w:r>
+        <w:rPr>
+          <w:rFonts w:hint="eastAsia"/>
+        </w:rPr>
+        <w:t>)</w:t>
+      </w:r>
+      <w:r>
+        <w:rPr>
+          <w:rFonts w:hint="eastAsia"/>
+        </w:rPr>
+        <w:t>顯示這些請求</w:t>
+      </w:r>
+      <w:r>
+        <w:t>出現</w:t>
+      </w:r>
+      <w:proofErr w:type="spellStart"/>
+      <w:r>
+        <w:t>HttpHostConnectException</w:t>
+      </w:r>
+      <w:proofErr w:type="spellEnd"/>
+      <w:r>
+        <w:t>: Connection refused</w:t>
+      </w:r>
+      <w:r>
+        <w:rPr>
+          <w:rFonts w:hint="eastAsia"/>
+        </w:rPr>
+        <w:t>，</w:t>
+      </w:r>
+      <w:r>
+        <w:rPr>
+          <w:rFonts w:hint="eastAsia"/>
+        </w:rPr>
+        <w:t>推測連接不到的原因</w:t>
+      </w:r>
+      <w:r>
+        <w:rPr>
+          <w:rFonts w:hint="eastAsia"/>
+        </w:rPr>
+        <w:t>有三個，</w:t>
+      </w:r>
+    </w:p>
+    <w:p>
+      <w:r>
+        <w:rPr>
+          <w:rFonts w:hint="eastAsia"/>
+        </w:rPr>
+        <w:t>第一個原因為</w:t>
+      </w:r>
+      <w:r>
+        <w:rPr>
+          <w:rFonts w:hint="eastAsia"/>
+        </w:rPr>
+        <w:t>Spring boot</w:t>
+      </w:r>
+      <w:r>
+        <w:rPr>
+          <w:rFonts w:hint="eastAsia"/>
+        </w:rPr>
+        <w:t>在測試中直接崩潰</w:t>
+      </w:r>
+      <w:r>
+        <w:rPr>
+          <w:rFonts w:hint="eastAsia"/>
+        </w:rPr>
+        <w:t>，第二個原因為</w:t>
+      </w:r>
+      <w:r>
+        <w:t>Tomcat</w:t>
+      </w:r>
+      <w:r>
+        <w:rPr>
+          <w:rFonts w:hint="eastAsia"/>
+        </w:rPr>
+        <w:t>(</w:t>
+      </w:r>
+      <w:r>
+        <w:rPr>
+          <w:rFonts w:hint="eastAsia"/>
+        </w:rPr>
+        <w:t>我用預設值</w:t>
+      </w:r>
+      <w:r>
+        <w:t>2</w:t>
+      </w:r>
+      <w:r>
+        <w:rPr>
+          <w:rFonts w:hint="eastAsia"/>
+        </w:rPr>
+        <w:t>00)</w:t>
+      </w:r>
+      <w:r>
+        <w:rPr>
+          <w:rFonts w:hint="eastAsia"/>
+        </w:rPr>
+        <w:t>、</w:t>
+      </w:r>
+      <w:r>
+        <w:t xml:space="preserve">thread pool </w:t>
+      </w:r>
+      <w:r>
+        <w:t>承受不了瞬間連線</w:t>
+      </w:r>
+      <w:r>
+        <w:rPr>
+          <w:rFonts w:hint="eastAsia"/>
+        </w:rPr>
+        <w:t>，第三個原因為</w:t>
+      </w:r>
+      <w:r>
+        <w:t xml:space="preserve">JMeter 2000 threads </w:t>
+      </w:r>
+      <w:r>
+        <w:t>瞬間打</w:t>
+      </w:r>
+      <w:r>
+        <w:t xml:space="preserve"> localhost</w:t>
+      </w:r>
+      <w:r>
+        <w:t>，超過本機可承受能力</w:t>
+      </w:r>
       <w:r>
         <w:rPr>
           <w:rFonts w:hint="eastAsia"/>
@@ -621,1307 +1724,105 @@
         <w:rPr>
           <w:rFonts w:hint="eastAsia"/>
         </w:rPr>
-        <w:t>結論</w:t>
-      </w:r>
-      <w:r>
-        <w:rPr>
-          <w:rFonts w:hint="eastAsia"/>
-        </w:rPr>
-        <w:t>(</w:t>
-      </w:r>
-      <w:r>
-        <w:rPr>
-          <w:rFonts w:hint="eastAsia"/>
-        </w:rPr>
-        <w:t>可搭配同檔名</w:t>
-      </w:r>
-      <w:r>
-        <w:rPr>
-          <w:rFonts w:hint="eastAsia"/>
-        </w:rPr>
-        <w:t>excel</w:t>
-      </w:r>
-      <w:r>
-        <w:rPr>
-          <w:rFonts w:hint="eastAsia"/>
-        </w:rPr>
-        <w:t>觀</w:t>
-      </w:r>
-      <w:r>
-        <w:rPr>
-          <w:rFonts w:hint="eastAsia"/>
-        </w:rPr>
-        <w:t>看</w:t>
-      </w:r>
-      <w:r>
-        <w:rPr>
-          <w:rFonts w:hint="eastAsia"/>
-        </w:rPr>
-        <w:t>)</w:t>
-      </w:r>
-      <w:r>
-        <w:rPr>
-          <w:rFonts w:hint="eastAsia"/>
-        </w:rPr>
-        <w:t>：</w:t>
-      </w:r>
-    </w:p>
-    <w:p>
-      <w:r>
-        <w:t>S</w:t>
-      </w:r>
-      <w:r>
-        <w:rPr>
-          <w:rFonts w:hint="eastAsia"/>
-        </w:rPr>
-        <w:t>uccess</w:t>
-      </w:r>
-      <w:r>
-        <w:rPr>
-          <w:rFonts w:hint="eastAsia"/>
-        </w:rPr>
-        <w:t>的範圍都在</w:t>
-      </w:r>
-      <w:r>
-        <w:rPr>
-          <w:rFonts w:hint="eastAsia"/>
-        </w:rPr>
-        <w:t>98%~100%</w:t>
-      </w:r>
-      <w:r>
-        <w:rPr>
-          <w:rFonts w:hint="eastAsia"/>
-        </w:rPr>
-        <w:t>，少數沒有成功發出去的應該是因為少部分的優惠</w:t>
-      </w:r>
-      <w:proofErr w:type="gramStart"/>
-      <w:r>
-        <w:rPr>
-          <w:rFonts w:hint="eastAsia"/>
-        </w:rPr>
-        <w:t>券</w:t>
-      </w:r>
-      <w:proofErr w:type="gramEnd"/>
-      <w:r>
-        <w:rPr>
-          <w:rFonts w:hint="eastAsia"/>
-        </w:rPr>
-        <w:t>在</w:t>
-      </w:r>
-      <w:r>
-        <w:rPr>
-          <w:rFonts w:hint="eastAsia"/>
-        </w:rPr>
-        <w:t>retry</w:t>
-      </w:r>
-      <w:r>
-        <w:rPr>
-          <w:rFonts w:hint="eastAsia"/>
-        </w:rPr>
-        <w:t>三次後還是失敗，就變成</w:t>
-      </w:r>
-      <w:r>
-        <w:rPr>
-          <w:rFonts w:hint="eastAsia"/>
-        </w:rPr>
-        <w:t>conflict</w:t>
-      </w:r>
-      <w:r>
-        <w:rPr>
-          <w:rFonts w:hint="eastAsia"/>
-        </w:rPr>
-        <w:t>，</w:t>
-      </w:r>
-      <w:r>
-        <w:rPr>
-          <w:rFonts w:hint="eastAsia"/>
-        </w:rPr>
-        <w:t>目前想到的解決辦法有增加</w:t>
-      </w:r>
-      <w:r>
-        <w:rPr>
-          <w:rFonts w:hint="eastAsia"/>
-        </w:rPr>
-        <w:t>retry</w:t>
-      </w:r>
-      <w:r>
-        <w:rPr>
-          <w:rFonts w:hint="eastAsia"/>
-        </w:rPr>
-        <w:t>次數</w:t>
-      </w:r>
-      <w:r>
-        <w:rPr>
-          <w:rFonts w:hint="eastAsia"/>
-        </w:rPr>
-        <w:t>(</w:t>
-      </w:r>
-      <w:r>
-        <w:rPr>
-          <w:rFonts w:hint="eastAsia"/>
-        </w:rPr>
-        <w:t>但會延長</w:t>
-      </w:r>
-      <w:r>
-        <w:rPr>
-          <w:rFonts w:hint="eastAsia"/>
-        </w:rPr>
-        <w:t>latency)</w:t>
-      </w:r>
-      <w:r>
-        <w:rPr>
-          <w:rFonts w:hint="eastAsia"/>
-        </w:rPr>
-        <w:t>，或是調整</w:t>
+        <w:t>而</w:t>
+      </w:r>
+      <w:r>
+        <w:rPr>
+          <w:rFonts w:hint="eastAsia"/>
+        </w:rPr>
+        <w:t>第一個原因</w:t>
+      </w:r>
+      <w:r>
+        <w:rPr>
+          <w:rFonts w:hint="eastAsia"/>
+        </w:rPr>
+        <w:t>在測試中並沒有中斷的情況，推測不是此類原因，</w:t>
+      </w:r>
+      <w:r>
+        <w:rPr>
+          <w:rFonts w:hint="eastAsia"/>
+        </w:rPr>
+        <w:t>第二個原因則是在實驗中發現相同為</w:t>
+      </w:r>
+      <w:r>
+        <w:rPr>
+          <w:rFonts w:hint="eastAsia"/>
+        </w:rPr>
+        <w:t>request2000</w:t>
+      </w:r>
+      <w:r>
+        <w:rPr>
+          <w:rFonts w:hint="eastAsia"/>
+        </w:rPr>
+        <w:t>的條件下，</w:t>
+      </w:r>
+      <w:r>
+        <w:rPr>
+          <w:rFonts w:hint="eastAsia"/>
+        </w:rPr>
+        <w:t>issue500</w:t>
+      </w:r>
+      <w:r>
+        <w:rPr>
+          <w:rFonts w:hint="eastAsia"/>
+        </w:rPr>
+        <w:t>和</w:t>
+      </w:r>
+      <w:r>
+        <w:rPr>
+          <w:rFonts w:hint="eastAsia"/>
+        </w:rPr>
+        <w:t>issue1000</w:t>
+      </w:r>
+      <w:r>
+        <w:rPr>
+          <w:rFonts w:hint="eastAsia"/>
+        </w:rPr>
+        <w:t>兩者之中只有</w:t>
+      </w:r>
+      <w:r>
+        <w:rPr>
+          <w:rFonts w:hint="eastAsia"/>
+        </w:rPr>
+        <w:t>issue500</w:t>
+      </w:r>
+      <w:r>
+        <w:rPr>
+          <w:rFonts w:hint="eastAsia"/>
+        </w:rPr>
+        <w:t>有這個問題，</w:t>
+      </w:r>
+      <w:r>
+        <w:rPr>
+          <w:rFonts w:hint="eastAsia"/>
+        </w:rPr>
+        <w:t>而我的架構</w:t>
+      </w:r>
+      <w:r>
+        <w:rPr>
+          <w:rFonts w:hint="eastAsia"/>
+        </w:rPr>
+        <w:t>的邏輯用的是當庫存發完後會</w:t>
+      </w:r>
+      <w:r>
+        <w:rPr>
+          <w:rFonts w:hint="eastAsia"/>
+        </w:rPr>
+        <w:t>用</w:t>
       </w:r>
       <w:proofErr w:type="spellStart"/>
       <w:r>
-        <w:t>b</w:t>
-      </w:r>
-      <w:r>
-        <w:rPr>
-          <w:rFonts w:hint="eastAsia"/>
-        </w:rPr>
-        <w:t>ackoff+jitter</w:t>
+        <w:rPr>
+          <w:rFonts w:hint="eastAsia"/>
+        </w:rPr>
+        <w:t>redis</w:t>
       </w:r>
       <w:proofErr w:type="spellEnd"/>
       <w:r>
         <w:rPr>
           <w:rFonts w:hint="eastAsia"/>
         </w:rPr>
-        <w:t>(</w:t>
-      </w:r>
-      <w:r>
-        <w:rPr>
-          <w:rFonts w:hint="eastAsia"/>
-        </w:rPr>
-        <w:t>增加</w:t>
-      </w:r>
-      <w:r>
-        <w:rPr>
-          <w:rFonts w:hint="eastAsia"/>
-        </w:rPr>
-        <w:t>jitter</w:t>
-      </w:r>
-      <w:r>
-        <w:rPr>
-          <w:rFonts w:hint="eastAsia"/>
-        </w:rPr>
-        <w:t>的數值</w:t>
-      </w:r>
-      <w:r>
-        <w:rPr>
-          <w:rFonts w:hint="eastAsia"/>
-        </w:rPr>
-        <w:t>範圍</w:t>
-      </w:r>
-      <w:r>
-        <w:rPr>
-          <w:rFonts w:hint="eastAsia"/>
-        </w:rPr>
-        <w:t>，</w:t>
-      </w:r>
-      <w:r>
-        <w:rPr>
-          <w:rFonts w:hint="eastAsia"/>
-        </w:rPr>
-        <w:t>比如把</w:t>
-      </w:r>
-      <w:r>
-        <w:rPr>
-          <w:rFonts w:hint="eastAsia"/>
-        </w:rPr>
-        <w:t>random</w:t>
-      </w:r>
-      <w:r>
-        <w:rPr>
-          <w:rFonts w:hint="eastAsia"/>
-        </w:rPr>
-        <w:t>範圍從</w:t>
-      </w:r>
-      <w:r>
-        <w:rPr>
-          <w:rFonts w:hint="eastAsia"/>
-        </w:rPr>
-        <w:t>0~31</w:t>
-      </w:r>
-      <w:r>
-        <w:rPr>
-          <w:rFonts w:hint="eastAsia"/>
-        </w:rPr>
-        <w:t>改成</w:t>
-      </w:r>
-      <w:r>
-        <w:rPr>
-          <w:rFonts w:hint="eastAsia"/>
-        </w:rPr>
-        <w:t>0~50</w:t>
-      </w:r>
-      <w:r>
-        <w:rPr>
-          <w:rFonts w:hint="eastAsia"/>
-        </w:rPr>
-        <w:t>，這樣</w:t>
-      </w:r>
-      <w:r>
-        <w:rPr>
-          <w:rFonts w:hint="eastAsia"/>
-        </w:rPr>
-        <w:t>也會延長</w:t>
-      </w:r>
-      <w:r>
-        <w:t>l</w:t>
-      </w:r>
-      <w:r>
-        <w:rPr>
-          <w:rFonts w:hint="eastAsia"/>
-        </w:rPr>
-        <w:t>atency</w:t>
-      </w:r>
-      <w:r>
-        <w:rPr>
-          <w:rFonts w:hint="eastAsia"/>
-        </w:rPr>
-        <w:t>，</w:t>
-      </w:r>
-      <w:r>
-        <w:rPr>
-          <w:rFonts w:hint="eastAsia"/>
-        </w:rPr>
-        <w:t>但</w:t>
-      </w:r>
-      <w:r>
-        <w:rPr>
-          <w:rFonts w:hint="eastAsia"/>
-        </w:rPr>
-        <w:t>可以減少</w:t>
-      </w:r>
-      <w:r>
-        <w:t>b</w:t>
-      </w:r>
-      <w:r>
-        <w:rPr>
-          <w:rFonts w:hint="eastAsia"/>
-        </w:rPr>
-        <w:t>ackoff</w:t>
-      </w:r>
-      <w:r>
-        <w:rPr>
-          <w:rFonts w:hint="eastAsia"/>
-        </w:rPr>
-        <w:t>的數值，用以抵銷此負向反饋</w:t>
-      </w:r>
-      <w:r>
-        <w:rPr>
-          <w:rFonts w:hint="eastAsia"/>
-        </w:rPr>
-        <w:t>，預計做實驗，調整不同</w:t>
-      </w:r>
-      <w:proofErr w:type="spellStart"/>
-      <w:r>
-        <w:rPr>
-          <w:rFonts w:hint="eastAsia"/>
-        </w:rPr>
-        <w:t>backoff+jitter</w:t>
-      </w:r>
-      <w:proofErr w:type="spellEnd"/>
-      <w:r>
-        <w:rPr>
-          <w:rFonts w:hint="eastAsia"/>
-        </w:rPr>
-        <w:t>的參數，不先減少</w:t>
-      </w:r>
-      <w:r>
-        <w:rPr>
-          <w:rFonts w:hint="eastAsia"/>
-        </w:rPr>
-        <w:t>retry</w:t>
-      </w:r>
-      <w:r>
-        <w:rPr>
-          <w:rFonts w:hint="eastAsia"/>
-        </w:rPr>
-        <w:t>的原因為</w:t>
-      </w:r>
-      <w:r>
-        <w:rPr>
-          <w:rFonts w:hint="eastAsia"/>
-        </w:rPr>
-        <w:t>success</w:t>
-      </w:r>
-      <w:r>
-        <w:rPr>
-          <w:rFonts w:hint="eastAsia"/>
-        </w:rPr>
-        <w:t>並沒有完全</w:t>
-      </w:r>
-      <w:r>
-        <w:rPr>
-          <w:rFonts w:hint="eastAsia"/>
-        </w:rPr>
-        <w:t>100%</w:t>
-      </w:r>
-      <w:r>
-        <w:rPr>
-          <w:rFonts w:hint="eastAsia"/>
-        </w:rPr>
-        <w:t>，改變</w:t>
-      </w:r>
-      <w:r>
-        <w:t>r</w:t>
-      </w:r>
-      <w:r>
-        <w:rPr>
-          <w:rFonts w:hint="eastAsia"/>
-        </w:rPr>
-        <w:t>etry</w:t>
-      </w:r>
-      <w:r>
-        <w:rPr>
-          <w:rFonts w:hint="eastAsia"/>
-        </w:rPr>
-        <w:t>估計會降低</w:t>
-      </w:r>
-      <w:r>
-        <w:rPr>
-          <w:rFonts w:hint="eastAsia"/>
-        </w:rPr>
-        <w:t>success</w:t>
-      </w:r>
-      <w:r>
-        <w:rPr>
-          <w:rFonts w:hint="eastAsia"/>
-        </w:rPr>
-        <w:t>)</w:t>
-      </w:r>
-      <w:r>
-        <w:rPr>
-          <w:rFonts w:hint="eastAsia"/>
-        </w:rPr>
-        <w:t>，或是使用悲觀鎖的方式，確保每</w:t>
-      </w:r>
-      <w:proofErr w:type="gramStart"/>
-      <w:r>
-        <w:rPr>
-          <w:rFonts w:hint="eastAsia"/>
-        </w:rPr>
-        <w:t>個</w:t>
-      </w:r>
-      <w:proofErr w:type="gramEnd"/>
-      <w:r>
-        <w:rPr>
-          <w:rFonts w:hint="eastAsia"/>
-        </w:rPr>
-        <w:t>優惠</w:t>
-      </w:r>
-      <w:proofErr w:type="gramStart"/>
-      <w:r>
-        <w:rPr>
-          <w:rFonts w:hint="eastAsia"/>
-        </w:rPr>
-        <w:t>券</w:t>
-      </w:r>
-      <w:proofErr w:type="gramEnd"/>
-      <w:r>
-        <w:rPr>
-          <w:rFonts w:hint="eastAsia"/>
-        </w:rPr>
-        <w:t>都能夠被發送出去，但預估會有比樂觀鎖還高</w:t>
-      </w:r>
-      <w:r>
-        <w:rPr>
-          <w:rFonts w:hint="eastAsia"/>
-        </w:rPr>
-        <w:t>出</w:t>
-      </w:r>
-      <w:r>
-        <w:rPr>
-          <w:rFonts w:hint="eastAsia"/>
-        </w:rPr>
-        <w:t>很</w:t>
-      </w:r>
-      <w:r>
-        <w:rPr>
-          <w:rFonts w:hint="eastAsia"/>
-        </w:rPr>
-        <w:t>多</w:t>
-      </w:r>
-      <w:r>
-        <w:rPr>
-          <w:rFonts w:hint="eastAsia"/>
-        </w:rPr>
-        <w:t>的</w:t>
-      </w:r>
-      <w:r>
-        <w:rPr>
-          <w:rFonts w:hint="eastAsia"/>
-        </w:rPr>
-        <w:t>latency</w:t>
-      </w:r>
-      <w:r>
-        <w:rPr>
-          <w:rFonts w:hint="eastAsia"/>
-        </w:rPr>
-        <w:t>，不一定適合用在優惠</w:t>
-      </w:r>
-      <w:proofErr w:type="gramStart"/>
-      <w:r>
-        <w:rPr>
-          <w:rFonts w:hint="eastAsia"/>
-        </w:rPr>
-        <w:t>券</w:t>
-      </w:r>
-      <w:proofErr w:type="gramEnd"/>
-      <w:r>
-        <w:rPr>
-          <w:rFonts w:hint="eastAsia"/>
-        </w:rPr>
-        <w:t>的業務上，而更適合用於銀行內部清算系統或其他核心部門的資料處理</w:t>
-      </w:r>
-      <w:r>
-        <w:rPr>
-          <w:rFonts w:hint="eastAsia"/>
-        </w:rPr>
-        <w:t>(</w:t>
-      </w:r>
-      <w:r>
-        <w:rPr>
-          <w:rFonts w:hint="eastAsia"/>
-        </w:rPr>
-        <w:t>預計</w:t>
-      </w:r>
-      <w:r>
-        <w:rPr>
-          <w:rFonts w:hint="eastAsia"/>
-        </w:rPr>
-        <w:t>後續</w:t>
-      </w:r>
-      <w:r>
-        <w:rPr>
-          <w:rFonts w:hint="eastAsia"/>
-        </w:rPr>
-        <w:t>做</w:t>
-      </w:r>
-      <w:r>
-        <w:rPr>
-          <w:rFonts w:hint="eastAsia"/>
-        </w:rPr>
-        <w:t>悲觀鎖</w:t>
-      </w:r>
-      <w:r>
-        <w:rPr>
-          <w:rFonts w:hint="eastAsia"/>
-        </w:rPr>
-        <w:t xml:space="preserve">vs </w:t>
-      </w:r>
-      <w:r>
-        <w:rPr>
-          <w:rFonts w:hint="eastAsia"/>
-        </w:rPr>
-        <w:t>樂觀鎖</w:t>
-      </w:r>
-      <w:r>
-        <w:rPr>
-          <w:rFonts w:hint="eastAsia"/>
-        </w:rPr>
-        <w:t>實驗</w:t>
-      </w:r>
-      <w:r>
-        <w:rPr>
-          <w:rFonts w:hint="eastAsia"/>
-        </w:rPr>
-        <w:t>看效能</w:t>
-      </w:r>
-      <w:r>
-        <w:rPr>
-          <w:rFonts w:hint="eastAsia"/>
-        </w:rPr>
-        <w:t>比較</w:t>
-      </w:r>
-      <w:r>
-        <w:rPr>
-          <w:rFonts w:hint="eastAsia"/>
-        </w:rPr>
-        <w:t>)</w:t>
-      </w:r>
-      <w:r>
-        <w:rPr>
-          <w:rFonts w:hint="eastAsia"/>
-        </w:rPr>
-        <w:t>。</w:t>
-      </w:r>
-    </w:p>
-    <w:p>
-      <w:r>
-        <w:rPr>
-          <w:rFonts w:hint="eastAsia"/>
-        </w:rPr>
-        <w:t>conflict</w:t>
-      </w:r>
-      <w:r>
-        <w:rPr>
-          <w:rFonts w:hint="eastAsia"/>
-        </w:rPr>
-        <w:t>的比例</w:t>
-      </w:r>
-      <w:r>
-        <w:rPr>
-          <w:rFonts w:hint="eastAsia"/>
-        </w:rPr>
-        <w:t>平均都在</w:t>
-      </w:r>
-      <w:r>
-        <w:rPr>
-          <w:rFonts w:hint="eastAsia"/>
-        </w:rPr>
-        <w:t>6%~7%</w:t>
-      </w:r>
-      <w:r>
-        <w:rPr>
-          <w:rFonts w:hint="eastAsia"/>
-        </w:rPr>
-        <w:t>，故有達到預期的目標，</w:t>
-      </w:r>
-      <w:r>
-        <w:rPr>
-          <w:rFonts w:hint="eastAsia"/>
-        </w:rPr>
-        <w:t>也如先前實驗</w:t>
-      </w:r>
-      <w:r>
-        <w:rPr>
-          <w:rFonts w:hint="eastAsia"/>
-        </w:rPr>
-        <w:t>(</w:t>
-      </w:r>
-      <w:r>
-        <w:rPr>
-          <w:rFonts w:hint="eastAsia"/>
-        </w:rPr>
-        <w:t>實驗名稱：</w:t>
-      </w:r>
-      <w:r>
-        <w:t>Retry</w:t>
-      </w:r>
-      <w:r>
-        <w:t>的</w:t>
-      </w:r>
-      <w:proofErr w:type="spellStart"/>
-      <w:r>
-        <w:t>thread.sleep</w:t>
-      </w:r>
-      <w:proofErr w:type="spellEnd"/>
-      <w:r>
-        <w:t>方式比較</w:t>
-      </w:r>
-      <w:r>
-        <w:rPr>
-          <w:rFonts w:hint="eastAsia"/>
-        </w:rPr>
-        <w:t>)</w:t>
-      </w:r>
-      <w:r>
-        <w:rPr>
-          <w:rFonts w:hint="eastAsia"/>
-        </w:rPr>
-        <w:t>所言</w:t>
-      </w:r>
-      <w:r>
-        <w:rPr>
-          <w:rFonts w:hint="eastAsia"/>
-        </w:rPr>
-        <w:t>，可以透過調整參數來減少</w:t>
-      </w:r>
-      <w:r>
-        <w:t>l</w:t>
-      </w:r>
-      <w:r>
-        <w:rPr>
-          <w:rFonts w:hint="eastAsia"/>
-        </w:rPr>
-        <w:t>atency</w:t>
-      </w:r>
-      <w:r>
-        <w:rPr>
-          <w:rFonts w:hint="eastAsia"/>
-        </w:rPr>
-        <w:t>過高的問題</w:t>
-      </w:r>
-      <w:r>
-        <w:rPr>
-          <w:rFonts w:hint="eastAsia"/>
-        </w:rPr>
-        <w:t>，或是能夠透過增加</w:t>
-      </w:r>
-      <w:r>
-        <w:rPr>
-          <w:rFonts w:hint="eastAsia"/>
-        </w:rPr>
-        <w:t>retry</w:t>
-      </w:r>
-      <w:r>
-        <w:rPr>
-          <w:rFonts w:hint="eastAsia"/>
-        </w:rPr>
-        <w:t>的次數來降低</w:t>
-      </w:r>
-      <w:proofErr w:type="spellStart"/>
-      <w:r>
-        <w:rPr>
-          <w:rFonts w:hint="eastAsia"/>
-        </w:rPr>
-        <w:t>coflict</w:t>
-      </w:r>
-      <w:proofErr w:type="spellEnd"/>
-      <w:r>
-        <w:rPr>
-          <w:rFonts w:hint="eastAsia"/>
-        </w:rPr>
-        <w:t>，但我推論</w:t>
-      </w:r>
-      <w:r>
-        <w:rPr>
-          <w:rFonts w:hint="eastAsia"/>
-        </w:rPr>
-        <w:t>(</w:t>
-      </w:r>
-      <w:r>
-        <w:rPr>
-          <w:rFonts w:hint="eastAsia"/>
-        </w:rPr>
-        <w:t>未經實際實驗</w:t>
-      </w:r>
-      <w:r>
-        <w:rPr>
-          <w:rFonts w:hint="eastAsia"/>
-        </w:rPr>
-        <w:t>)</w:t>
-      </w:r>
-      <w:r>
-        <w:rPr>
-          <w:rFonts w:hint="eastAsia"/>
-        </w:rPr>
-        <w:t>這會顯著提升</w:t>
-      </w:r>
-      <w:r>
-        <w:t>l</w:t>
-      </w:r>
-      <w:r>
-        <w:rPr>
-          <w:rFonts w:hint="eastAsia"/>
-        </w:rPr>
-        <w:t>atency</w:t>
-      </w:r>
-      <w:r>
-        <w:rPr>
-          <w:rFonts w:hint="eastAsia"/>
-        </w:rPr>
-        <w:t>，因為</w:t>
-      </w:r>
-      <w:r>
-        <w:rPr>
-          <w:rFonts w:hint="eastAsia"/>
-        </w:rPr>
-        <w:t>同一筆</w:t>
-      </w:r>
-      <w:r>
-        <w:rPr>
-          <w:rFonts w:hint="eastAsia"/>
-        </w:rPr>
-        <w:t>request</w:t>
-      </w:r>
-      <w:r>
-        <w:rPr>
-          <w:rFonts w:hint="eastAsia"/>
-        </w:rPr>
-        <w:t>會有更多的</w:t>
-      </w:r>
-      <w:r>
-        <w:rPr>
-          <w:rFonts w:hint="eastAsia"/>
-        </w:rPr>
-        <w:t>retry</w:t>
-      </w:r>
-      <w:r>
-        <w:rPr>
-          <w:rFonts w:hint="eastAsia"/>
-        </w:rPr>
-        <w:t>機會</w:t>
-      </w:r>
-      <w:r>
-        <w:rPr>
-          <w:rFonts w:hint="eastAsia"/>
-        </w:rPr>
-        <w:t>。</w:t>
-      </w:r>
-    </w:p>
-    <w:p>
-      <w:r>
-        <w:rPr>
-          <w:rFonts w:hint="eastAsia"/>
-        </w:rPr>
-        <w:t>DB</w:t>
-      </w:r>
-      <w:r>
-        <w:rPr>
-          <w:rFonts w:hint="eastAsia"/>
-        </w:rPr>
-        <w:t>和</w:t>
-      </w:r>
-      <w:proofErr w:type="spellStart"/>
-      <w:r>
-        <w:rPr>
-          <w:rFonts w:hint="eastAsia"/>
-        </w:rPr>
-        <w:t>redis</w:t>
-      </w:r>
-      <w:proofErr w:type="spellEnd"/>
-      <w:r>
-        <w:rPr>
-          <w:rFonts w:hint="eastAsia"/>
-        </w:rPr>
-        <w:t>的數量也都維持一致性，</w:t>
-      </w:r>
-      <w:proofErr w:type="gramStart"/>
-      <w:r>
-        <w:rPr>
-          <w:rFonts w:hint="eastAsia"/>
-        </w:rPr>
-        <w:t>沒有超發也</w:t>
-      </w:r>
-      <w:proofErr w:type="gramEnd"/>
-      <w:r>
-        <w:rPr>
-          <w:rFonts w:hint="eastAsia"/>
-        </w:rPr>
-        <w:t>沒有數量不同的問題發生</w:t>
-      </w:r>
-      <w:r>
-        <w:rPr>
-          <w:rFonts w:hint="eastAsia"/>
-        </w:rPr>
-        <w:t>。</w:t>
-      </w:r>
-    </w:p>
-    <w:p>
-      <w:r>
-        <w:t>R</w:t>
-      </w:r>
-      <w:r>
-        <w:rPr>
-          <w:rFonts w:hint="eastAsia"/>
-        </w:rPr>
-        <w:t>edis</w:t>
-      </w:r>
-      <w:proofErr w:type="gramStart"/>
-      <w:r>
-        <w:rPr>
-          <w:rFonts w:hint="eastAsia"/>
-        </w:rPr>
-        <w:t>阻擋超發流量</w:t>
-      </w:r>
-      <w:proofErr w:type="gramEnd"/>
-      <w:r>
-        <w:rPr>
-          <w:rFonts w:hint="eastAsia"/>
-        </w:rPr>
-        <w:t>的表現也證實能阻擋大部分的無效流量打入</w:t>
-      </w:r>
-      <w:r>
-        <w:rPr>
-          <w:rFonts w:hint="eastAsia"/>
-        </w:rPr>
-        <w:t>DB</w:t>
-      </w:r>
-      <w:r>
-        <w:rPr>
-          <w:rFonts w:hint="eastAsia"/>
-        </w:rPr>
-        <w:t>(</w:t>
-      </w:r>
-      <w:r>
-        <w:rPr>
-          <w:rFonts w:hint="eastAsia"/>
-        </w:rPr>
-        <w:t>透過</w:t>
-      </w:r>
-      <w:proofErr w:type="spellStart"/>
-      <w:r>
-        <w:rPr>
-          <w:rFonts w:hint="eastAsia"/>
-        </w:rPr>
-        <w:t>Redis_SOLD_OUT</w:t>
-      </w:r>
-      <w:proofErr w:type="spellEnd"/>
-      <w:r>
-        <w:rPr>
-          <w:rFonts w:hint="eastAsia"/>
-        </w:rPr>
-        <w:t>/(request-issue)</w:t>
-      </w:r>
-      <w:r>
-        <w:rPr>
-          <w:rFonts w:hint="eastAsia"/>
-        </w:rPr>
-        <w:t>得知，</w:t>
-      </w:r>
-      <w:r>
-        <w:rPr>
-          <w:rFonts w:hint="eastAsia"/>
-        </w:rPr>
-        <w:t>平均值分布</w:t>
-      </w:r>
-      <w:r>
-        <w:rPr>
-          <w:rFonts w:hint="eastAsia"/>
-        </w:rPr>
-        <w:t>在</w:t>
-      </w:r>
-      <w:r>
-        <w:rPr>
-          <w:rFonts w:hint="eastAsia"/>
-        </w:rPr>
-        <w:t>92%~98%</w:t>
-      </w:r>
-      <w:r>
-        <w:rPr>
-          <w:rFonts w:hint="eastAsia"/>
-        </w:rPr>
-        <w:t>，而會有</w:t>
-      </w:r>
-      <w:r>
-        <w:rPr>
-          <w:rFonts w:hint="eastAsia"/>
-        </w:rPr>
-        <w:t>平均值為</w:t>
-      </w:r>
-      <w:r>
-        <w:t>9</w:t>
-      </w:r>
-      <w:r>
-        <w:rPr>
-          <w:rFonts w:hint="eastAsia"/>
-        </w:rPr>
-        <w:t>2%</w:t>
-      </w:r>
-      <w:r>
-        <w:rPr>
-          <w:rFonts w:hint="eastAsia"/>
-        </w:rPr>
-        <w:t>的原因是因為該條件</w:t>
-      </w:r>
-      <w:r>
-        <w:rPr>
-          <w:rFonts w:hint="eastAsia"/>
-        </w:rPr>
-        <w:t>(</w:t>
-      </w:r>
-      <w:r>
-        <w:t>issue500/request</w:t>
-      </w:r>
-      <w:r>
-        <w:rPr>
-          <w:rFonts w:hint="eastAsia"/>
-        </w:rPr>
-        <w:t>2</w:t>
-      </w:r>
-      <w:r>
-        <w:t>000</w:t>
-      </w:r>
-      <w:r>
-        <w:rPr>
-          <w:rFonts w:hint="eastAsia"/>
-        </w:rPr>
-        <w:t>)</w:t>
-      </w:r>
-      <w:r>
-        <w:rPr>
-          <w:rFonts w:hint="eastAsia"/>
-        </w:rPr>
-        <w:t>的測試中有兩次都出現了</w:t>
-      </w:r>
-      <w:r>
-        <w:lastRenderedPageBreak/>
-        <w:t>NOT_FOUND</w:t>
-      </w:r>
-      <w:r>
-        <w:rPr>
-          <w:rFonts w:hint="eastAsia"/>
-        </w:rPr>
-        <w:t>的狀態碼，這不是我在</w:t>
-      </w:r>
-      <w:r>
-        <w:rPr>
-          <w:rFonts w:hint="eastAsia"/>
-        </w:rPr>
-        <w:t>Spring boot</w:t>
-      </w:r>
-      <w:r>
-        <w:rPr>
-          <w:rFonts w:hint="eastAsia"/>
-        </w:rPr>
-        <w:t>中的</w:t>
-      </w:r>
-      <w:proofErr w:type="spellStart"/>
-      <w:r>
-        <w:rPr>
-          <w:rFonts w:hint="eastAsia"/>
-        </w:rPr>
-        <w:t>CouponClaimService</w:t>
-      </w:r>
-      <w:proofErr w:type="spellEnd"/>
-      <w:r>
-        <w:rPr>
-          <w:rFonts w:hint="eastAsia"/>
-        </w:rPr>
-        <w:t>寫入的狀態碼邏輯，而是</w:t>
-      </w:r>
-      <w:r>
-        <w:rPr>
-          <w:rFonts w:hint="eastAsia"/>
-        </w:rPr>
-        <w:t>J</w:t>
-      </w:r>
-      <w:r>
-        <w:t xml:space="preserve">Meter </w:t>
-      </w:r>
-      <w:r>
-        <w:t>連不到</w:t>
-      </w:r>
-      <w:r>
-        <w:t xml:space="preserve"> Spring Boot </w:t>
-      </w:r>
-      <w:r>
-        <w:t>服務</w:t>
-      </w:r>
-      <w:r>
-        <w:rPr>
-          <w:rFonts w:hint="eastAsia"/>
-        </w:rPr>
-        <w:t>，</w:t>
-      </w:r>
-      <w:r>
-        <w:rPr>
-          <w:rFonts w:hint="eastAsia"/>
-        </w:rPr>
-        <w:t>因為</w:t>
-      </w:r>
-      <w:proofErr w:type="spellStart"/>
-      <w:r>
-        <w:rPr>
-          <w:rFonts w:hint="eastAsia"/>
-        </w:rPr>
-        <w:t>result</w:t>
-      </w:r>
-      <w:r>
-        <w:rPr>
-          <w:rFonts w:hint="eastAsia"/>
-        </w:rPr>
-        <w:t>.jtl</w:t>
-      </w:r>
-      <w:proofErr w:type="spellEnd"/>
-      <w:r>
-        <w:rPr>
-          <w:rFonts w:hint="eastAsia"/>
-        </w:rPr>
-        <w:t>(</w:t>
-      </w:r>
-      <w:proofErr w:type="spellStart"/>
-      <w:r>
-        <w:rPr>
-          <w:rFonts w:hint="eastAsia"/>
-        </w:rPr>
-        <w:t>jmeter</w:t>
-      </w:r>
-      <w:proofErr w:type="spellEnd"/>
-      <w:r>
-        <w:rPr>
-          <w:rFonts w:hint="eastAsia"/>
-        </w:rPr>
-        <w:t>原始資料</w:t>
-      </w:r>
-      <w:r>
-        <w:rPr>
-          <w:rFonts w:hint="eastAsia"/>
-        </w:rPr>
-        <w:t>)</w:t>
-      </w:r>
-      <w:r>
-        <w:rPr>
-          <w:rFonts w:hint="eastAsia"/>
-        </w:rPr>
-        <w:t>顯示這些請求</w:t>
-      </w:r>
-      <w:r>
-        <w:t>出現</w:t>
-      </w:r>
-      <w:proofErr w:type="spellStart"/>
-      <w:r>
-        <w:t>HttpHostConnectException</w:t>
-      </w:r>
-      <w:proofErr w:type="spellEnd"/>
-      <w:r>
-        <w:t>: Connection refused</w:t>
-      </w:r>
-      <w:r>
-        <w:rPr>
-          <w:rFonts w:hint="eastAsia"/>
-        </w:rPr>
-        <w:t>，</w:t>
-      </w:r>
-      <w:r>
-        <w:rPr>
-          <w:rFonts w:hint="eastAsia"/>
-        </w:rPr>
-        <w:t>推測連接不到的原因</w:t>
-      </w:r>
-      <w:r>
-        <w:rPr>
-          <w:rFonts w:hint="eastAsia"/>
-        </w:rPr>
-        <w:t>有三個，</w:t>
-      </w:r>
-    </w:p>
-    <w:p>
-      <w:r>
-        <w:rPr>
-          <w:rFonts w:hint="eastAsia"/>
-        </w:rPr>
-        <w:t>第一個原因為</w:t>
-      </w:r>
-      <w:r>
-        <w:rPr>
-          <w:rFonts w:hint="eastAsia"/>
-        </w:rPr>
-        <w:t>Spring boot</w:t>
-      </w:r>
-      <w:r>
-        <w:rPr>
-          <w:rFonts w:hint="eastAsia"/>
-        </w:rPr>
-        <w:t>在測試中直接崩潰</w:t>
-      </w:r>
-      <w:r>
-        <w:rPr>
-          <w:rFonts w:hint="eastAsia"/>
-        </w:rPr>
-        <w:t>，第二</w:t>
-      </w:r>
-      <w:proofErr w:type="gramStart"/>
-      <w:r>
-        <w:rPr>
-          <w:rFonts w:hint="eastAsia"/>
-        </w:rPr>
-        <w:t>個</w:t>
-      </w:r>
-      <w:proofErr w:type="gramEnd"/>
-      <w:r>
-        <w:rPr>
-          <w:rFonts w:hint="eastAsia"/>
-        </w:rPr>
-        <w:t>原因為</w:t>
-      </w:r>
-      <w:r>
-        <w:t>Tomcat</w:t>
-      </w:r>
-      <w:r>
-        <w:rPr>
-          <w:rFonts w:hint="eastAsia"/>
-        </w:rPr>
-        <w:t>(</w:t>
-      </w:r>
-      <w:r>
-        <w:rPr>
-          <w:rFonts w:hint="eastAsia"/>
-        </w:rPr>
-        <w:t>我用預設值</w:t>
-      </w:r>
-      <w:r>
-        <w:t>2</w:t>
-      </w:r>
-      <w:r>
-        <w:rPr>
-          <w:rFonts w:hint="eastAsia"/>
-        </w:rPr>
-        <w:t>00)</w:t>
-      </w:r>
-      <w:r>
-        <w:rPr>
-          <w:rFonts w:hint="eastAsia"/>
-        </w:rPr>
-        <w:t>、</w:t>
-      </w:r>
-      <w:r>
-        <w:t xml:space="preserve">thread pool </w:t>
-      </w:r>
-      <w:r>
-        <w:t>承受不了瞬間連線</w:t>
-      </w:r>
-      <w:r>
-        <w:rPr>
-          <w:rFonts w:hint="eastAsia"/>
-        </w:rPr>
-        <w:t>，第三</w:t>
-      </w:r>
-      <w:proofErr w:type="gramStart"/>
-      <w:r>
-        <w:rPr>
-          <w:rFonts w:hint="eastAsia"/>
-        </w:rPr>
-        <w:t>個</w:t>
-      </w:r>
-      <w:proofErr w:type="gramEnd"/>
-      <w:r>
-        <w:rPr>
-          <w:rFonts w:hint="eastAsia"/>
-        </w:rPr>
-        <w:t>原因為</w:t>
-      </w:r>
-      <w:r>
-        <w:t xml:space="preserve">JMeter 2000 threads </w:t>
-      </w:r>
-      <w:r>
-        <w:t>瞬間打</w:t>
-      </w:r>
-      <w:r>
-        <w:t xml:space="preserve"> localhost</w:t>
-      </w:r>
-      <w:r>
-        <w:t>，超過本機可承受能力</w:t>
-      </w:r>
-      <w:r>
-        <w:rPr>
-          <w:rFonts w:hint="eastAsia"/>
-        </w:rPr>
-        <w:t>。</w:t>
-      </w:r>
-    </w:p>
-    <w:p>
-      <w:r>
-        <w:rPr>
-          <w:rFonts w:hint="eastAsia"/>
-        </w:rPr>
-        <w:t>而</w:t>
-      </w:r>
-      <w:r>
-        <w:rPr>
-          <w:rFonts w:hint="eastAsia"/>
-        </w:rPr>
-        <w:t>第一個原因</w:t>
-      </w:r>
-      <w:r>
-        <w:rPr>
-          <w:rFonts w:hint="eastAsia"/>
-        </w:rPr>
-        <w:t>在測試中並沒有中斷的情況，推測不是此類原因，</w:t>
-      </w:r>
-      <w:r>
-        <w:rPr>
-          <w:rFonts w:hint="eastAsia"/>
-        </w:rPr>
-        <w:t>第二</w:t>
-      </w:r>
-      <w:proofErr w:type="gramStart"/>
-      <w:r>
-        <w:rPr>
-          <w:rFonts w:hint="eastAsia"/>
-        </w:rPr>
-        <w:t>個</w:t>
-      </w:r>
-      <w:proofErr w:type="gramEnd"/>
-      <w:r>
-        <w:rPr>
-          <w:rFonts w:hint="eastAsia"/>
-        </w:rPr>
-        <w:t>原因則是在實驗中發現相同為</w:t>
-      </w:r>
-      <w:r>
-        <w:rPr>
-          <w:rFonts w:hint="eastAsia"/>
-        </w:rPr>
-        <w:t>request2000</w:t>
-      </w:r>
-      <w:r>
-        <w:rPr>
-          <w:rFonts w:hint="eastAsia"/>
-        </w:rPr>
-        <w:t>的條件下，</w:t>
-      </w:r>
-      <w:r>
-        <w:rPr>
-          <w:rFonts w:hint="eastAsia"/>
-        </w:rPr>
-        <w:t>issue500</w:t>
-      </w:r>
-      <w:r>
-        <w:rPr>
-          <w:rFonts w:hint="eastAsia"/>
-        </w:rPr>
-        <w:t>和</w:t>
-      </w:r>
-      <w:r>
-        <w:rPr>
-          <w:rFonts w:hint="eastAsia"/>
-        </w:rPr>
-        <w:t>issue1000</w:t>
-      </w:r>
-      <w:r>
-        <w:rPr>
-          <w:rFonts w:hint="eastAsia"/>
-        </w:rPr>
-        <w:t>兩者之中只有</w:t>
-      </w:r>
-      <w:r>
-        <w:rPr>
-          <w:rFonts w:hint="eastAsia"/>
-        </w:rPr>
-        <w:t>issue500</w:t>
-      </w:r>
-      <w:r>
-        <w:rPr>
-          <w:rFonts w:hint="eastAsia"/>
-        </w:rPr>
-        <w:t>有這個問題，</w:t>
-      </w:r>
-      <w:r>
-        <w:rPr>
-          <w:rFonts w:hint="eastAsia"/>
-        </w:rPr>
-        <w:t>而我的架構</w:t>
-      </w:r>
-      <w:r>
-        <w:rPr>
-          <w:rFonts w:hint="eastAsia"/>
-        </w:rPr>
-        <w:t>的邏輯用的是當庫存發完後會</w:t>
-      </w:r>
-      <w:r>
-        <w:rPr>
-          <w:rFonts w:hint="eastAsia"/>
-        </w:rPr>
-        <w:t>用</w:t>
-      </w:r>
-      <w:proofErr w:type="spellStart"/>
-      <w:r>
-        <w:rPr>
-          <w:rFonts w:hint="eastAsia"/>
-        </w:rPr>
-        <w:t>redis</w:t>
-      </w:r>
-      <w:proofErr w:type="spellEnd"/>
-      <w:proofErr w:type="gramStart"/>
-      <w:r>
-        <w:rPr>
-          <w:rFonts w:hint="eastAsia"/>
-        </w:rPr>
-        <w:t>擋超發</w:t>
-      </w:r>
-      <w:proofErr w:type="gramEnd"/>
-      <w:r>
-        <w:rPr>
-          <w:rFonts w:hint="eastAsia"/>
-        </w:rPr>
-        <w:t>流量，</w:t>
+        <w:t>擋超發流量，</w:t>
       </w:r>
       <w:r>
         <w:rPr>

--- a/樂觀鎖_測試不同量級請求的效能比較.docx
+++ b/樂觀鎖_測試不同量級請求的效能比較.docx
@@ -2123,6 +2123,160 @@
         <w:rPr>
           <w:rFonts w:hint="eastAsia"/>
         </w:rPr>
+        <w:t>預計接下來的實驗順序：</w:t>
+      </w:r>
+    </w:p>
+    <w:p>
+      <w:r>
+        <w:rPr>
+          <w:rFonts w:hint="eastAsia"/>
+        </w:rPr>
+        <w:t>Ramp-up</w:t>
+      </w:r>
+      <w:r>
+        <w:rPr>
+          <w:rFonts w:hint="eastAsia"/>
+        </w:rPr>
+        <w:t>測試</w:t>
+      </w:r>
+      <w:r>
+        <w:rPr>
+          <w:rFonts w:hint="eastAsia"/>
+        </w:rPr>
+        <w:t>，先找出</w:t>
+      </w:r>
+      <w:r>
+        <w:rPr>
+          <w:rFonts w:hint="eastAsia"/>
+        </w:rPr>
+        <w:t>NOT_FOUND</w:t>
+      </w:r>
+      <w:r>
+        <w:rPr>
+          <w:rFonts w:hint="eastAsia"/>
+        </w:rPr>
+        <w:t>問題的原因</w:t>
+      </w:r>
+    </w:p>
+    <w:p>
+      <w:r>
+        <w:rPr>
+          <w:rFonts w:hint="eastAsia"/>
+        </w:rPr>
+        <w:t>調整</w:t>
+      </w:r>
+      <w:proofErr w:type="spellStart"/>
+      <w:r>
+        <w:rPr>
+          <w:rFonts w:hint="eastAsia"/>
+        </w:rPr>
+        <w:t>backoff+jitter</w:t>
+      </w:r>
+      <w:proofErr w:type="spellEnd"/>
+      <w:r>
+        <w:rPr>
+          <w:rFonts w:hint="eastAsia"/>
+        </w:rPr>
+        <w:t>參數，降低</w:t>
+      </w:r>
+      <w:r>
+        <w:t>l</w:t>
+      </w:r>
+      <w:r>
+        <w:rPr>
+          <w:rFonts w:hint="eastAsia"/>
+        </w:rPr>
+        <w:t>atency</w:t>
+      </w:r>
+      <w:r>
+        <w:rPr>
+          <w:rFonts w:hint="eastAsia"/>
+        </w:rPr>
+        <w:t>，看是否能找到通用的對不同</w:t>
+      </w:r>
+      <w:r>
+        <w:rPr>
+          <w:rFonts w:hint="eastAsia"/>
+        </w:rPr>
+        <w:t>Request</w:t>
+      </w:r>
+      <w:r>
+        <w:rPr>
+          <w:rFonts w:hint="eastAsia"/>
+        </w:rPr>
+        <w:t>都能平均降低的參數，或單純調整定值的</w:t>
+      </w:r>
+      <w:r>
+        <w:rPr>
+          <w:rFonts w:hint="eastAsia"/>
+        </w:rPr>
+        <w:t>request</w:t>
+      </w:r>
+      <w:r>
+        <w:rPr>
+          <w:rFonts w:hint="eastAsia"/>
+        </w:rPr>
+        <w:t>找出適合的參數，之後再視情況選擇是否要調整</w:t>
+      </w:r>
+      <w:r>
+        <w:rPr>
+          <w:rFonts w:hint="eastAsia"/>
+        </w:rPr>
+        <w:t>retry</w:t>
+      </w:r>
+    </w:p>
+    <w:p>
+      <w:pPr>
+        <w:rPr>
+          <w:rFonts w:hint="eastAsia"/>
+        </w:rPr>
+      </w:pPr>
+      <w:r>
+        <w:rPr>
+          <w:rFonts w:hint="eastAsia"/>
+        </w:rPr>
+        <w:t>悲觀鎖和樂觀鎖的</w:t>
+      </w:r>
+      <w:r>
+        <w:rPr>
+          <w:rFonts w:hint="eastAsia"/>
+        </w:rPr>
+        <w:t>latency</w:t>
+      </w:r>
+      <w:r>
+        <w:rPr>
+          <w:rFonts w:hint="eastAsia"/>
+        </w:rPr>
+        <w:t>和</w:t>
+      </w:r>
+      <w:r>
+        <w:rPr>
+          <w:rFonts w:hint="eastAsia"/>
+        </w:rPr>
+        <w:t>success</w:t>
+      </w:r>
+      <w:r>
+        <w:rPr>
+          <w:rFonts w:hint="eastAsia"/>
+        </w:rPr>
+        <w:t>比較</w:t>
+      </w:r>
+    </w:p>
+    <w:p/>
+    <w:p/>
+    <w:p>
+      <w:pPr>
+        <w:rPr>
+          <w:rFonts w:hint="eastAsia"/>
+        </w:rPr>
+      </w:pPr>
+    </w:p>
+    <w:p>
+      <w:r>
+        <w:rPr>
+          <w:rFonts w:hint="eastAsia"/>
+        </w:rPr>
+        <w:lastRenderedPageBreak/>
         <w:t>測試結果：</w:t>
       </w:r>
     </w:p>
@@ -2163,7 +2317,7 @@
                     <pic:cNvPicPr/>
                   </pic:nvPicPr>
                   <pic:blipFill>
-                    <a:blip r:embed="rId6"/>
+                    <a:blip r:embed="rId7"/>
                     <a:stretch>
                       <a:fillRect/>
                     </a:stretch>
@@ -2205,7 +2359,7 @@
                     <pic:cNvPicPr/>
                   </pic:nvPicPr>
                   <pic:blipFill>
-                    <a:blip r:embed="rId7"/>
+                    <a:blip r:embed="rId8"/>
                     <a:stretch>
                       <a:fillRect/>
                     </a:stretch>
@@ -2231,7 +2385,6 @@
         <w:rPr>
           <w:noProof/>
         </w:rPr>
-        <w:lastRenderedPageBreak/>
         <w:drawing>
           <wp:inline distT="0" distB="0" distL="0" distR="0" wp14:anchorId="5958931A" wp14:editId="36103E30">
             <wp:extent cx="4382112" cy="562053"/>
@@ -2248,7 +2401,7 @@
                     <pic:cNvPicPr/>
                   </pic:nvPicPr>
                   <pic:blipFill>
-                    <a:blip r:embed="rId8"/>
+                    <a:blip r:embed="rId9"/>
                     <a:stretch>
                       <a:fillRect/>
                     </a:stretch>
@@ -2303,7 +2456,7 @@
                     <pic:cNvPicPr/>
                   </pic:nvPicPr>
                   <pic:blipFill>
-                    <a:blip r:embed="rId9"/>
+                    <a:blip r:embed="rId10"/>
                     <a:stretch>
                       <a:fillRect/>
                     </a:stretch>
@@ -2349,7 +2502,7 @@
                     <pic:cNvPicPr/>
                   </pic:nvPicPr>
                   <pic:blipFill>
-                    <a:blip r:embed="rId10"/>
+                    <a:blip r:embed="rId11"/>
                     <a:stretch>
                       <a:fillRect/>
                     </a:stretch>
@@ -2396,7 +2549,7 @@
                     <pic:cNvPicPr/>
                   </pic:nvPicPr>
                   <pic:blipFill>
-                    <a:blip r:embed="rId11"/>
+                    <a:blip r:embed="rId12"/>
                     <a:stretch>
                       <a:fillRect/>
                     </a:stretch>
@@ -2446,7 +2599,7 @@
                     <pic:cNvPicPr/>
                   </pic:nvPicPr>
                   <pic:blipFill>
-                    <a:blip r:embed="rId12"/>
+                    <a:blip r:embed="rId13"/>
                     <a:stretch>
                       <a:fillRect/>
                     </a:stretch>
@@ -2472,6 +2625,7 @@
         <w:rPr>
           <w:noProof/>
         </w:rPr>
+        <w:lastRenderedPageBreak/>
         <w:drawing>
           <wp:inline distT="0" distB="0" distL="0" distR="0" wp14:anchorId="66DAC6B4" wp14:editId="7205E558">
             <wp:extent cx="3686689" cy="990738"/>
@@ -2488,7 +2642,7 @@
                     <pic:cNvPicPr/>
                   </pic:nvPicPr>
                   <pic:blipFill>
-                    <a:blip r:embed="rId13"/>
+                    <a:blip r:embed="rId14"/>
                     <a:stretch>
                       <a:fillRect/>
                     </a:stretch>
@@ -2530,7 +2684,7 @@
                     <pic:cNvPicPr/>
                   </pic:nvPicPr>
                   <pic:blipFill>
-                    <a:blip r:embed="rId14"/>
+                    <a:blip r:embed="rId15"/>
                     <a:stretch>
                       <a:fillRect/>
                     </a:stretch>
@@ -2580,7 +2734,7 @@
                     <pic:cNvPicPr/>
                   </pic:nvPicPr>
                   <pic:blipFill>
-                    <a:blip r:embed="rId15"/>
+                    <a:blip r:embed="rId16"/>
                     <a:stretch>
                       <a:fillRect/>
                     </a:stretch>
@@ -2622,7 +2776,7 @@
                     <pic:cNvPicPr/>
                   </pic:nvPicPr>
                   <pic:blipFill>
-                    <a:blip r:embed="rId16"/>
+                    <a:blip r:embed="rId17"/>
                     <a:stretch>
                       <a:fillRect/>
                     </a:stretch>
@@ -2648,7 +2802,6 @@
         <w:rPr>
           <w:noProof/>
         </w:rPr>
-        <w:lastRenderedPageBreak/>
         <w:drawing>
           <wp:inline distT="0" distB="0" distL="0" distR="0" wp14:anchorId="2367EA9B" wp14:editId="649FEF55">
             <wp:extent cx="4401164" cy="533474"/>
@@ -2665,7 +2818,7 @@
                     <pic:cNvPicPr/>
                   </pic:nvPicPr>
                   <pic:blipFill>
-                    <a:blip r:embed="rId17"/>
+                    <a:blip r:embed="rId18"/>
                     <a:stretch>
                       <a:fillRect/>
                     </a:stretch>
@@ -2715,7 +2868,7 @@
                     <pic:cNvPicPr/>
                   </pic:nvPicPr>
                   <pic:blipFill>
-                    <a:blip r:embed="rId18"/>
+                    <a:blip r:embed="rId19"/>
                     <a:stretch>
                       <a:fillRect/>
                     </a:stretch>
@@ -2757,7 +2910,7 @@
                     <pic:cNvPicPr/>
                   </pic:nvPicPr>
                   <pic:blipFill>
-                    <a:blip r:embed="rId19"/>
+                    <a:blip r:embed="rId20"/>
                     <a:stretch>
                       <a:fillRect/>
                     </a:stretch>
@@ -2797,7 +2950,7 @@
                     <pic:cNvPicPr/>
                   </pic:nvPicPr>
                   <pic:blipFill>
-                    <a:blip r:embed="rId20"/>
+                    <a:blip r:embed="rId21"/>
                     <a:stretch>
                       <a:fillRect/>
                     </a:stretch>
@@ -2842,6 +2995,7 @@
         <w:rPr>
           <w:noProof/>
         </w:rPr>
+        <w:lastRenderedPageBreak/>
         <w:drawing>
           <wp:inline distT="0" distB="0" distL="0" distR="0" wp14:anchorId="6EC12212" wp14:editId="20785AD2">
             <wp:extent cx="5274310" cy="525780"/>
@@ -2858,7 +3012,7 @@
                     <pic:cNvPicPr/>
                   </pic:nvPicPr>
                   <pic:blipFill>
-                    <a:blip r:embed="rId21"/>
+                    <a:blip r:embed="rId22"/>
                     <a:stretch>
                       <a:fillRect/>
                     </a:stretch>
@@ -2900,7 +3054,7 @@
                     <pic:cNvPicPr/>
                   </pic:nvPicPr>
                   <pic:blipFill>
-                    <a:blip r:embed="rId22"/>
+                    <a:blip r:embed="rId23"/>
                     <a:stretch>
                       <a:fillRect/>
                     </a:stretch>
@@ -2942,7 +3096,7 @@
                     <pic:cNvPicPr/>
                   </pic:nvPicPr>
                   <pic:blipFill>
-                    <a:blip r:embed="rId23"/>
+                    <a:blip r:embed="rId24"/>
                     <a:stretch>
                       <a:fillRect/>
                     </a:stretch>
@@ -2992,7 +3146,7 @@
                     <pic:cNvPicPr/>
                   </pic:nvPicPr>
                   <pic:blipFill>
-                    <a:blip r:embed="rId24"/>
+                    <a:blip r:embed="rId25"/>
                     <a:stretch>
                       <a:fillRect/>
                     </a:stretch>
@@ -3018,7 +3172,6 @@
         <w:rPr>
           <w:noProof/>
         </w:rPr>
-        <w:lastRenderedPageBreak/>
         <w:drawing>
           <wp:inline distT="0" distB="0" distL="0" distR="0" wp14:anchorId="5AAFB067" wp14:editId="53E570C9">
             <wp:extent cx="3155950" cy="844319"/>
@@ -3035,7 +3188,7 @@
                     <pic:cNvPicPr/>
                   </pic:nvPicPr>
                   <pic:blipFill>
-                    <a:blip r:embed="rId25"/>
+                    <a:blip r:embed="rId26"/>
                     <a:stretch>
                       <a:fillRect/>
                     </a:stretch>
@@ -3077,7 +3230,7 @@
                     <pic:cNvPicPr/>
                   </pic:nvPicPr>
                   <pic:blipFill>
-                    <a:blip r:embed="rId26"/>
+                    <a:blip r:embed="rId27"/>
                     <a:stretch>
                       <a:fillRect/>
                     </a:stretch>
@@ -3121,6 +3274,7 @@
         <w:rPr>
           <w:noProof/>
         </w:rPr>
+        <w:lastRenderedPageBreak/>
         <w:drawing>
           <wp:inline distT="0" distB="0" distL="0" distR="0" wp14:anchorId="539ABDB4" wp14:editId="64864441">
             <wp:extent cx="5274310" cy="516890"/>
@@ -3137,7 +3291,7 @@
                     <pic:cNvPicPr/>
                   </pic:nvPicPr>
                   <pic:blipFill>
-                    <a:blip r:embed="rId27"/>
+                    <a:blip r:embed="rId28"/>
                     <a:stretch>
                       <a:fillRect/>
                     </a:stretch>
@@ -3179,7 +3333,7 @@
                     <pic:cNvPicPr/>
                   </pic:nvPicPr>
                   <pic:blipFill>
-                    <a:blip r:embed="rId28"/>
+                    <a:blip r:embed="rId29"/>
                     <a:stretch>
                       <a:fillRect/>
                     </a:stretch>
@@ -3221,7 +3375,7 @@
                     <pic:cNvPicPr/>
                   </pic:nvPicPr>
                   <pic:blipFill>
-                    <a:blip r:embed="rId29"/>
+                    <a:blip r:embed="rId30"/>
                     <a:stretch>
                       <a:fillRect/>
                     </a:stretch>
@@ -3271,7 +3425,7 @@
                     <pic:cNvPicPr/>
                   </pic:nvPicPr>
                   <pic:blipFill>
-                    <a:blip r:embed="rId30"/>
+                    <a:blip r:embed="rId31"/>
                     <a:stretch>
                       <a:fillRect/>
                     </a:stretch>
@@ -3297,7 +3451,6 @@
         <w:rPr>
           <w:noProof/>
         </w:rPr>
-        <w:lastRenderedPageBreak/>
         <w:drawing>
           <wp:inline distT="0" distB="0" distL="0" distR="0" wp14:anchorId="13DD9BC7" wp14:editId="6CEC9613">
             <wp:extent cx="2857500" cy="767907"/>
@@ -3314,7 +3467,7 @@
                     <pic:cNvPicPr/>
                   </pic:nvPicPr>
                   <pic:blipFill>
-                    <a:blip r:embed="rId31"/>
+                    <a:blip r:embed="rId32"/>
                     <a:stretch>
                       <a:fillRect/>
                     </a:stretch>
@@ -3356,7 +3509,7 @@
                     <pic:cNvPicPr/>
                   </pic:nvPicPr>
                   <pic:blipFill>
-                    <a:blip r:embed="rId32"/>
+                    <a:blip r:embed="rId33"/>
                     <a:stretch>
                       <a:fillRect/>
                     </a:stretch>
@@ -3406,7 +3559,7 @@
                     <pic:cNvPicPr/>
                   </pic:nvPicPr>
                   <pic:blipFill>
-                    <a:blip r:embed="rId33"/>
+                    <a:blip r:embed="rId34"/>
                     <a:stretch>
                       <a:fillRect/>
                     </a:stretch>
@@ -3448,7 +3601,7 @@
                     <pic:cNvPicPr/>
                   </pic:nvPicPr>
                   <pic:blipFill>
-                    <a:blip r:embed="rId34"/>
+                    <a:blip r:embed="rId35"/>
                     <a:stretch>
                       <a:fillRect/>
                     </a:stretch>
@@ -3490,7 +3643,7 @@
                     <pic:cNvPicPr/>
                   </pic:nvPicPr>
                   <pic:blipFill>
-                    <a:blip r:embed="rId35"/>
+                    <a:blip r:embed="rId36"/>
                     <a:stretch>
                       <a:fillRect/>
                     </a:stretch>
@@ -3527,6 +3680,7 @@
         <w:rPr>
           <w:rFonts w:hint="eastAsia"/>
         </w:rPr>
+        <w:lastRenderedPageBreak/>
         <w:t>1.</w:t>
       </w:r>
     </w:p>
@@ -3551,7 +3705,7 @@
                     <pic:cNvPicPr/>
                   </pic:nvPicPr>
                   <pic:blipFill>
-                    <a:blip r:embed="rId36"/>
+                    <a:blip r:embed="rId37"/>
                     <a:stretch>
                       <a:fillRect/>
                     </a:stretch>
@@ -3593,7 +3747,7 @@
                     <pic:cNvPicPr/>
                   </pic:nvPicPr>
                   <pic:blipFill>
-                    <a:blip r:embed="rId37"/>
+                    <a:blip r:embed="rId38"/>
                     <a:stretch>
                       <a:fillRect/>
                     </a:stretch>
@@ -3635,7 +3789,7 @@
                     <pic:cNvPicPr/>
                   </pic:nvPicPr>
                   <pic:blipFill>
-                    <a:blip r:embed="rId38"/>
+                    <a:blip r:embed="rId39"/>
                     <a:stretch>
                       <a:fillRect/>
                     </a:stretch>
@@ -3674,7 +3828,6 @@
         <w:rPr>
           <w:noProof/>
         </w:rPr>
-        <w:lastRenderedPageBreak/>
         <w:drawing>
           <wp:inline distT="0" distB="0" distL="0" distR="0" wp14:anchorId="3B3B0EF6" wp14:editId="5BE019C3">
             <wp:extent cx="5274310" cy="565785"/>
@@ -3691,7 +3844,7 @@
                     <pic:cNvPicPr/>
                   </pic:nvPicPr>
                   <pic:blipFill>
-                    <a:blip r:embed="rId39"/>
+                    <a:blip r:embed="rId40"/>
                     <a:stretch>
                       <a:fillRect/>
                     </a:stretch>
@@ -3744,7 +3897,7 @@
                     <pic:cNvPicPr/>
                   </pic:nvPicPr>
                   <pic:blipFill>
-                    <a:blip r:embed="rId40"/>
+                    <a:blip r:embed="rId41"/>
                     <a:stretch>
                       <a:fillRect/>
                     </a:stretch>
@@ -3786,7 +3939,7 @@
                     <pic:cNvPicPr/>
                   </pic:nvPicPr>
                   <pic:blipFill>
-                    <a:blip r:embed="rId41"/>
+                    <a:blip r:embed="rId42"/>
                     <a:stretch>
                       <a:fillRect/>
                     </a:stretch>
@@ -3826,6 +3979,7 @@
         <w:rPr>
           <w:noProof/>
         </w:rPr>
+        <w:lastRenderedPageBreak/>
         <w:drawing>
           <wp:inline distT="0" distB="0" distL="0" distR="0" wp14:anchorId="1622E2C6" wp14:editId="49705E05">
             <wp:extent cx="5274310" cy="545465"/>
@@ -3842,7 +3996,7 @@
                     <pic:cNvPicPr/>
                   </pic:nvPicPr>
                   <pic:blipFill>
-                    <a:blip r:embed="rId42"/>
+                    <a:blip r:embed="rId43"/>
                     <a:stretch>
                       <a:fillRect/>
                     </a:stretch>
@@ -3884,7 +4038,7 @@
                     <pic:cNvPicPr/>
                   </pic:nvPicPr>
                   <pic:blipFill>
-                    <a:blip r:embed="rId43"/>
+                    <a:blip r:embed="rId44"/>
                     <a:stretch>
                       <a:fillRect/>
                     </a:stretch>
@@ -3924,7 +4078,7 @@
                     <pic:cNvPicPr/>
                   </pic:nvPicPr>
                   <pic:blipFill>
-                    <a:blip r:embed="rId44"/>
+                    <a:blip r:embed="rId45"/>
                     <a:stretch>
                       <a:fillRect/>
                     </a:stretch>
@@ -3974,7 +4128,7 @@
                     <pic:cNvPicPr/>
                   </pic:nvPicPr>
                   <pic:blipFill>
-                    <a:blip r:embed="rId45"/>
+                    <a:blip r:embed="rId46"/>
                     <a:stretch>
                       <a:fillRect/>
                     </a:stretch>
@@ -4000,7 +4154,6 @@
         <w:rPr>
           <w:noProof/>
         </w:rPr>
-        <w:lastRenderedPageBreak/>
         <w:drawing>
           <wp:inline distT="0" distB="0" distL="0" distR="0" wp14:anchorId="7D0E14C7" wp14:editId="5A039439">
             <wp:extent cx="3829050" cy="805696"/>
@@ -4017,7 +4170,7 @@
                     <pic:cNvPicPr/>
                   </pic:nvPicPr>
                   <pic:blipFill>
-                    <a:blip r:embed="rId46"/>
+                    <a:blip r:embed="rId47"/>
                     <a:stretch>
                       <a:fillRect/>
                     </a:stretch>
@@ -4059,7 +4212,7 @@
                     <pic:cNvPicPr/>
                   </pic:nvPicPr>
                   <pic:blipFill>
-                    <a:blip r:embed="rId47"/>
+                    <a:blip r:embed="rId48"/>
                     <a:stretch>
                       <a:fillRect/>
                     </a:stretch>
@@ -4109,7 +4262,7 @@
                     <pic:cNvPicPr/>
                   </pic:nvPicPr>
                   <pic:blipFill>
-                    <a:blip r:embed="rId48"/>
+                    <a:blip r:embed="rId49"/>
                     <a:stretch>
                       <a:fillRect/>
                     </a:stretch>
@@ -4151,7 +4304,7 @@
                     <pic:cNvPicPr/>
                   </pic:nvPicPr>
                   <pic:blipFill>
-                    <a:blip r:embed="rId49"/>
+                    <a:blip r:embed="rId50"/>
                     <a:stretch>
                       <a:fillRect/>
                     </a:stretch>
@@ -4191,7 +4344,7 @@
                     <pic:cNvPicPr/>
                   </pic:nvPicPr>
                   <pic:blipFill>
-                    <a:blip r:embed="rId50"/>
+                    <a:blip r:embed="rId51"/>
                     <a:stretch>
                       <a:fillRect/>
                     </a:stretch>
@@ -4272,7 +4425,7 @@
                     <pic:cNvPicPr/>
                   </pic:nvPicPr>
                   <pic:blipFill>
-                    <a:blip r:embed="rId51"/>
+                    <a:blip r:embed="rId52"/>
                     <a:stretch>
                       <a:fillRect/>
                     </a:stretch>
@@ -4314,7 +4467,7 @@
                     <pic:cNvPicPr/>
                   </pic:nvPicPr>
                   <pic:blipFill>
-                    <a:blip r:embed="rId52"/>
+                    <a:blip r:embed="rId53"/>
                     <a:stretch>
                       <a:fillRect/>
                     </a:stretch>
@@ -4356,7 +4509,7 @@
                     <pic:cNvPicPr/>
                   </pic:nvPicPr>
                   <pic:blipFill>
-                    <a:blip r:embed="rId53"/>
+                    <a:blip r:embed="rId54"/>
                     <a:stretch>
                       <a:fillRect/>
                     </a:stretch>
@@ -4382,6 +4535,7 @@
         <w:rPr>
           <w:rFonts w:hint="eastAsia"/>
         </w:rPr>
+        <w:lastRenderedPageBreak/>
         <w:t>2.</w:t>
       </w:r>
     </w:p>
@@ -4406,7 +4560,7 @@
                     <pic:cNvPicPr/>
                   </pic:nvPicPr>
                   <pic:blipFill>
-                    <a:blip r:embed="rId54"/>
+                    <a:blip r:embed="rId55"/>
                     <a:stretch>
                       <a:fillRect/>
                     </a:stretch>
@@ -4448,7 +4602,7 @@
                     <pic:cNvPicPr/>
                   </pic:nvPicPr>
                   <pic:blipFill>
-                    <a:blip r:embed="rId55"/>
+                    <a:blip r:embed="rId56"/>
                     <a:stretch>
                       <a:fillRect/>
                     </a:stretch>
@@ -4490,7 +4644,7 @@
                     <pic:cNvPicPr/>
                   </pic:nvPicPr>
                   <pic:blipFill>
-                    <a:blip r:embed="rId56"/>
+                    <a:blip r:embed="rId57"/>
                     <a:stretch>
                       <a:fillRect/>
                     </a:stretch>
@@ -4546,7 +4700,7 @@
                     <pic:cNvPicPr/>
                   </pic:nvPicPr>
                   <pic:blipFill>
-                    <a:blip r:embed="rId57"/>
+                    <a:blip r:embed="rId58"/>
                     <a:stretch>
                       <a:fillRect/>
                     </a:stretch>
@@ -4588,7 +4742,7 @@
                     <pic:cNvPicPr/>
                   </pic:nvPicPr>
                   <pic:blipFill>
-                    <a:blip r:embed="rId58"/>
+                    <a:blip r:embed="rId59"/>
                     <a:stretch>
                       <a:fillRect/>
                     </a:stretch>
@@ -4630,7 +4784,7 @@
                     <pic:cNvPicPr/>
                   </pic:nvPicPr>
                   <pic:blipFill>
-                    <a:blip r:embed="rId59"/>
+                    <a:blip r:embed="rId60"/>
                     <a:stretch>
                       <a:fillRect/>
                     </a:stretch>
@@ -4664,6 +4818,7 @@
         <w:rPr>
           <w:noProof/>
         </w:rPr>
+        <w:lastRenderedPageBreak/>
         <w:drawing>
           <wp:inline distT="0" distB="0" distL="0" distR="0" wp14:anchorId="6EDA1D2B" wp14:editId="0B72FFE5">
             <wp:extent cx="5274310" cy="510540"/>
@@ -4680,7 +4835,7 @@
                     <pic:cNvPicPr/>
                   </pic:nvPicPr>
                   <pic:blipFill>
-                    <a:blip r:embed="rId60"/>
+                    <a:blip r:embed="rId61"/>
                     <a:stretch>
                       <a:fillRect/>
                     </a:stretch>
@@ -4722,7 +4877,7 @@
                     <pic:cNvPicPr/>
                   </pic:nvPicPr>
                   <pic:blipFill>
-                    <a:blip r:embed="rId61"/>
+                    <a:blip r:embed="rId62"/>
                     <a:stretch>
                       <a:fillRect/>
                     </a:stretch>
@@ -4764,7 +4919,7 @@
                     <pic:cNvPicPr/>
                   </pic:nvPicPr>
                   <pic:blipFill>
-                    <a:blip r:embed="rId62"/>
+                    <a:blip r:embed="rId63"/>
                     <a:stretch>
                       <a:fillRect/>
                     </a:stretch>
@@ -4814,7 +4969,7 @@
                     <pic:cNvPicPr/>
                   </pic:nvPicPr>
                   <pic:blipFill>
-                    <a:blip r:embed="rId63"/>
+                    <a:blip r:embed="rId64"/>
                     <a:stretch>
                       <a:fillRect/>
                     </a:stretch>
@@ -4840,7 +4995,6 @@
         <w:rPr>
           <w:noProof/>
         </w:rPr>
-        <w:lastRenderedPageBreak/>
         <w:drawing>
           <wp:inline distT="0" distB="0" distL="0" distR="0" wp14:anchorId="4547BE02" wp14:editId="6E930D2A">
             <wp:extent cx="2653324" cy="711200"/>
@@ -4857,7 +5011,7 @@
                     <pic:cNvPicPr/>
                   </pic:nvPicPr>
                   <pic:blipFill>
-                    <a:blip r:embed="rId64"/>
+                    <a:blip r:embed="rId65"/>
                     <a:stretch>
                       <a:fillRect/>
                     </a:stretch>
@@ -4899,7 +5053,7 @@
                     <pic:cNvPicPr/>
                   </pic:nvPicPr>
                   <pic:blipFill>
-                    <a:blip r:embed="rId65"/>
+                    <a:blip r:embed="rId66"/>
                     <a:stretch>
                       <a:fillRect/>
                     </a:stretch>
@@ -4966,7 +5120,7 @@
                     <pic:cNvPicPr/>
                   </pic:nvPicPr>
                   <pic:blipFill>
-                    <a:blip r:embed="rId66"/>
+                    <a:blip r:embed="rId67"/>
                     <a:stretch>
                       <a:fillRect/>
                     </a:stretch>
@@ -5008,7 +5162,7 @@
                     <pic:cNvPicPr/>
                   </pic:nvPicPr>
                   <pic:blipFill>
-                    <a:blip r:embed="rId67"/>
+                    <a:blip r:embed="rId68"/>
                     <a:stretch>
                       <a:fillRect/>
                     </a:stretch>
@@ -5050,7 +5204,7 @@
                     <pic:cNvPicPr/>
                   </pic:nvPicPr>
                   <pic:blipFill>
-                    <a:blip r:embed="rId68"/>
+                    <a:blip r:embed="rId69"/>
                     <a:stretch>
                       <a:fillRect/>
                     </a:stretch>
@@ -5076,6 +5230,7 @@
         <w:rPr>
           <w:rFonts w:hint="eastAsia"/>
         </w:rPr>
+        <w:lastRenderedPageBreak/>
         <w:t>2.</w:t>
       </w:r>
     </w:p>
@@ -5100,7 +5255,7 @@
                     <pic:cNvPicPr/>
                   </pic:nvPicPr>
                   <pic:blipFill>
-                    <a:blip r:embed="rId69"/>
+                    <a:blip r:embed="rId70"/>
                     <a:stretch>
                       <a:fillRect/>
                     </a:stretch>
@@ -5142,7 +5297,7 @@
                     <pic:cNvPicPr/>
                   </pic:nvPicPr>
                   <pic:blipFill>
-                    <a:blip r:embed="rId70"/>
+                    <a:blip r:embed="rId71"/>
                     <a:stretch>
                       <a:fillRect/>
                     </a:stretch>
@@ -5184,7 +5339,7 @@
                     <pic:cNvPicPr/>
                   </pic:nvPicPr>
                   <pic:blipFill>
-                    <a:blip r:embed="rId71"/>
+                    <a:blip r:embed="rId72"/>
                     <a:stretch>
                       <a:fillRect/>
                     </a:stretch>
@@ -5240,7 +5395,7 @@
                     <pic:cNvPicPr/>
                   </pic:nvPicPr>
                   <pic:blipFill>
-                    <a:blip r:embed="rId72"/>
+                    <a:blip r:embed="rId73"/>
                     <a:stretch>
                       <a:fillRect/>
                     </a:stretch>
@@ -5282,7 +5437,7 @@
                     <pic:cNvPicPr/>
                   </pic:nvPicPr>
                   <pic:blipFill>
-                    <a:blip r:embed="rId73"/>
+                    <a:blip r:embed="rId74"/>
                     <a:stretch>
                       <a:fillRect/>
                     </a:stretch>
@@ -5324,7 +5479,7 @@
                     <pic:cNvPicPr/>
                   </pic:nvPicPr>
                   <pic:blipFill>
-                    <a:blip r:embed="rId74"/>
+                    <a:blip r:embed="rId75"/>
                     <a:stretch>
                       <a:fillRect/>
                     </a:stretch>
@@ -5363,6 +5518,7 @@
         <w:rPr>
           <w:noProof/>
         </w:rPr>
+        <w:lastRenderedPageBreak/>
         <w:drawing>
           <wp:inline distT="0" distB="0" distL="0" distR="0" wp14:anchorId="61BF3DD8" wp14:editId="191CB19C">
             <wp:extent cx="5274310" cy="497840"/>
@@ -5379,7 +5535,7 @@
                     <pic:cNvPicPr/>
                   </pic:nvPicPr>
                   <pic:blipFill>
-                    <a:blip r:embed="rId75"/>
+                    <a:blip r:embed="rId76"/>
                     <a:stretch>
                       <a:fillRect/>
                     </a:stretch>
@@ -5432,7 +5588,7 @@
                     <pic:cNvPicPr/>
                   </pic:nvPicPr>
                   <pic:blipFill>
-                    <a:blip r:embed="rId76"/>
+                    <a:blip r:embed="rId77"/>
                     <a:stretch>
                       <a:fillRect/>
                     </a:stretch>
@@ -5474,7 +5630,7 @@
                     <pic:cNvPicPr/>
                   </pic:nvPicPr>
                   <pic:blipFill>
-                    <a:blip r:embed="rId77"/>
+                    <a:blip r:embed="rId78"/>
                     <a:stretch>
                       <a:fillRect/>
                     </a:stretch>
@@ -5524,7 +5680,7 @@
                     <pic:cNvPicPr/>
                   </pic:nvPicPr>
                   <pic:blipFill>
-                    <a:blip r:embed="rId78"/>
+                    <a:blip r:embed="rId79"/>
                     <a:stretch>
                       <a:fillRect/>
                     </a:stretch>
@@ -5550,7 +5706,6 @@
         <w:rPr>
           <w:noProof/>
         </w:rPr>
-        <w:lastRenderedPageBreak/>
         <w:drawing>
           <wp:inline distT="0" distB="0" distL="0" distR="0" wp14:anchorId="6119CDF9" wp14:editId="20A70711">
             <wp:extent cx="3714750" cy="764575"/>
@@ -5567,7 +5722,7 @@
                     <pic:cNvPicPr/>
                   </pic:nvPicPr>
                   <pic:blipFill>
-                    <a:blip r:embed="rId79"/>
+                    <a:blip r:embed="rId80"/>
                     <a:stretch>
                       <a:fillRect/>
                     </a:stretch>
@@ -5607,7 +5762,7 @@
                     <pic:cNvPicPr/>
                   </pic:nvPicPr>
                   <pic:blipFill>
-                    <a:blip r:embed="rId80"/>
+                    <a:blip r:embed="rId81"/>
                     <a:stretch>
                       <a:fillRect/>
                     </a:stretch>
@@ -5686,6 +5841,287 @@
     </w:p>
   </w:footnote>
 </w:footnotes>
+</file>
+
+<file path=word/numbering.xml><?xml version="1.0" encoding="utf-8"?>
+<w:numbering xmlns:wpc="http://schemas.microsoft.com/office/word/2010/wordprocessingCanvas" xmlns:cx="http://schemas.microsoft.com/office/drawing/2014/chartex" xmlns:cx1="http://schemas.microsoft.com/office/drawing/2015/9/8/chartex" xmlns:cx2="http://schemas.microsoft.com/office/drawing/2015/10/21/chartex" xmlns:cx3="http://schemas.microsoft.com/office/drawing/2016/5/9/chartex" xmlns:cx4="http://schemas.microsoft.com/office/drawing/2016/5/10/chartex" xmlns:cx5="http://schemas.microsoft.com/office/drawing/2016/5/11/chartex" xmlns:cx6="http://schemas.microsoft.com/office/drawing/2016/5/12/chartex" xmlns:cx7="http://schemas.microsoft.com/office/drawing/2016/5/13/chartex" xmlns:cx8="http://schemas.microsoft.com/office/drawing/2016/5/14/chartex" xmlns:mc="http://schemas.openxmlformats.org/markup-compatibility/2006" xmlns:aink="http://schemas.microsoft.com/office/drawing/2016/ink" xmlns:am3d="http://schemas.microsoft.com/office/drawing/2017/model3d" xmlns:o="urn:schemas-microsoft-com:office:office" xmlns:oel="http://schemas.microsoft.com/office/2019/extlst" xmlns:r="http://schemas.openxmlformats.org/officeDocument/2006/relationships" xmlns:m="http://schemas.openxmlformats.org/officeDocument/2006/math" xmlns:v="urn:schemas-microsoft-com:vml" xmlns:wp14="http://schemas.microsoft.com/office/word/2010/wordprocessingDrawing" xmlns:wp="http://schemas.openxmlformats.org/drawingml/2006/wordprocessingDrawing" xmlns:w10="urn:schemas-microsoft-com:office:word" xmlns:w="http://schemas.openxmlformats.org/wordprocessingml/2006/main" xmlns:w14="http://schemas.microsoft.com/office/word/2010/wordml" xmlns:w15="http://schemas.microsoft.com/office/word/2012/wordml" xmlns:w16cex="http://schemas.microsoft.com/office/word/2018/wordml/cex" xmlns:w16cid="http://schemas.microsoft.com/office/word/2016/wordml/cid" xmlns:w16="http://schemas.microsoft.com/office/word/2018/wordml" xmlns:w16du="http://schemas.microsoft.com/office/word/2023/wordml/word16du" xmlns:w16sdtdh="http://schemas.microsoft.com/office/word/2020/wordml/sdtdatahash" xmlns:w16sdtfl="http://schemas.microsoft.com/office/word/2024/wordml/sdtformatlock" xmlns:w16se="http://schemas.microsoft.com/office/word/2015/wordml/symex" xmlns:wpg="http://schemas.microsoft.com/office/word/2010/wordprocessingGroup" xmlns:wpi="http://schemas.microsoft.com/office/word/2010/wordprocessingInk" xmlns:wne="http://schemas.microsoft.com/office/word/2006/wordml" xmlns:wps="http://schemas.microsoft.com/office/word/2010/wordprocessingShape" mc:Ignorable="w14 w15 w16se w16cid w16 w16cex w16sdtdh w16sdtfl w16du wp14">
+  <w:abstractNum w:abstractNumId="0" w15:restartNumberingAfterBreak="0">
+    <w:nsid w:val="2D1A0D43"/>
+    <w:multiLevelType w:val="hybridMultilevel"/>
+    <w:tmpl w:val="0E8E9978"/>
+    <w:lvl w:ilvl="0" w:tplc="2B085B68">
+      <w:start w:val="1"/>
+      <w:numFmt w:val="decimal"/>
+      <w:lvlText w:val="%1."/>
+      <w:lvlJc w:val="left"/>
+      <w:pPr>
+        <w:ind w:left="360" w:hanging="360"/>
+      </w:pPr>
+      <w:rPr>
+        <w:rFonts w:hint="default"/>
+      </w:rPr>
+    </w:lvl>
+    <w:lvl w:ilvl="1" w:tplc="04090019" w:tentative="1">
+      <w:start w:val="1"/>
+      <w:numFmt w:val="ideographTraditional"/>
+      <w:lvlText w:val="%2、"/>
+      <w:lvlJc w:val="left"/>
+      <w:pPr>
+        <w:ind w:left="960" w:hanging="480"/>
+      </w:pPr>
+    </w:lvl>
+    <w:lvl w:ilvl="2" w:tplc="0409001B" w:tentative="1">
+      <w:start w:val="1"/>
+      <w:numFmt w:val="lowerRoman"/>
+      <w:lvlText w:val="%3."/>
+      <w:lvlJc w:val="right"/>
+      <w:pPr>
+        <w:ind w:left="1440" w:hanging="480"/>
+      </w:pPr>
+    </w:lvl>
+    <w:lvl w:ilvl="3" w:tplc="0409000F" w:tentative="1">
+      <w:start w:val="1"/>
+      <w:numFmt w:val="decimal"/>
+      <w:lvlText w:val="%4."/>
+      <w:lvlJc w:val="left"/>
+      <w:pPr>
+        <w:ind w:left="1920" w:hanging="480"/>
+      </w:pPr>
+    </w:lvl>
+    <w:lvl w:ilvl="4" w:tplc="04090019" w:tentative="1">
+      <w:start w:val="1"/>
+      <w:numFmt w:val="ideographTraditional"/>
+      <w:lvlText w:val="%5、"/>
+      <w:lvlJc w:val="left"/>
+      <w:pPr>
+        <w:ind w:left="2400" w:hanging="480"/>
+      </w:pPr>
+    </w:lvl>
+    <w:lvl w:ilvl="5" w:tplc="0409001B" w:tentative="1">
+      <w:start w:val="1"/>
+      <w:numFmt w:val="lowerRoman"/>
+      <w:lvlText w:val="%6."/>
+      <w:lvlJc w:val="right"/>
+      <w:pPr>
+        <w:ind w:left="2880" w:hanging="480"/>
+      </w:pPr>
+    </w:lvl>
+    <w:lvl w:ilvl="6" w:tplc="0409000F" w:tentative="1">
+      <w:start w:val="1"/>
+      <w:numFmt w:val="decimal"/>
+      <w:lvlText w:val="%7."/>
+      <w:lvlJc w:val="left"/>
+      <w:pPr>
+        <w:ind w:left="3360" w:hanging="480"/>
+      </w:pPr>
+    </w:lvl>
+    <w:lvl w:ilvl="7" w:tplc="04090019" w:tentative="1">
+      <w:start w:val="1"/>
+      <w:numFmt w:val="ideographTraditional"/>
+      <w:lvlText w:val="%8、"/>
+      <w:lvlJc w:val="left"/>
+      <w:pPr>
+        <w:ind w:left="3840" w:hanging="480"/>
+      </w:pPr>
+    </w:lvl>
+    <w:lvl w:ilvl="8" w:tplc="0409001B" w:tentative="1">
+      <w:start w:val="1"/>
+      <w:numFmt w:val="lowerRoman"/>
+      <w:lvlText w:val="%9."/>
+      <w:lvlJc w:val="right"/>
+      <w:pPr>
+        <w:ind w:left="4320" w:hanging="480"/>
+      </w:pPr>
+    </w:lvl>
+  </w:abstractNum>
+  <w:abstractNum w:abstractNumId="1" w15:restartNumberingAfterBreak="0">
+    <w:nsid w:val="306F4890"/>
+    <w:multiLevelType w:val="hybridMultilevel"/>
+    <w:tmpl w:val="46D8348C"/>
+    <w:lvl w:ilvl="0" w:tplc="5F1AFFAE">
+      <w:start w:val="1"/>
+      <w:numFmt w:val="decimal"/>
+      <w:lvlText w:val="%1."/>
+      <w:lvlJc w:val="left"/>
+      <w:pPr>
+        <w:ind w:left="360" w:hanging="360"/>
+      </w:pPr>
+      <w:rPr>
+        <w:rFonts w:hint="default"/>
+      </w:rPr>
+    </w:lvl>
+    <w:lvl w:ilvl="1" w:tplc="04090019" w:tentative="1">
+      <w:start w:val="1"/>
+      <w:numFmt w:val="ideographTraditional"/>
+      <w:lvlText w:val="%2、"/>
+      <w:lvlJc w:val="left"/>
+      <w:pPr>
+        <w:ind w:left="960" w:hanging="480"/>
+      </w:pPr>
+    </w:lvl>
+    <w:lvl w:ilvl="2" w:tplc="0409001B" w:tentative="1">
+      <w:start w:val="1"/>
+      <w:numFmt w:val="lowerRoman"/>
+      <w:lvlText w:val="%3."/>
+      <w:lvlJc w:val="right"/>
+      <w:pPr>
+        <w:ind w:left="1440" w:hanging="480"/>
+      </w:pPr>
+    </w:lvl>
+    <w:lvl w:ilvl="3" w:tplc="0409000F" w:tentative="1">
+      <w:start w:val="1"/>
+      <w:numFmt w:val="decimal"/>
+      <w:lvlText w:val="%4."/>
+      <w:lvlJc w:val="left"/>
+      <w:pPr>
+        <w:ind w:left="1920" w:hanging="480"/>
+      </w:pPr>
+    </w:lvl>
+    <w:lvl w:ilvl="4" w:tplc="04090019" w:tentative="1">
+      <w:start w:val="1"/>
+      <w:numFmt w:val="ideographTraditional"/>
+      <w:lvlText w:val="%5、"/>
+      <w:lvlJc w:val="left"/>
+      <w:pPr>
+        <w:ind w:left="2400" w:hanging="480"/>
+      </w:pPr>
+    </w:lvl>
+    <w:lvl w:ilvl="5" w:tplc="0409001B" w:tentative="1">
+      <w:start w:val="1"/>
+      <w:numFmt w:val="lowerRoman"/>
+      <w:lvlText w:val="%6."/>
+      <w:lvlJc w:val="right"/>
+      <w:pPr>
+        <w:ind w:left="2880" w:hanging="480"/>
+      </w:pPr>
+    </w:lvl>
+    <w:lvl w:ilvl="6" w:tplc="0409000F" w:tentative="1">
+      <w:start w:val="1"/>
+      <w:numFmt w:val="decimal"/>
+      <w:lvlText w:val="%7."/>
+      <w:lvlJc w:val="left"/>
+      <w:pPr>
+        <w:ind w:left="3360" w:hanging="480"/>
+      </w:pPr>
+    </w:lvl>
+    <w:lvl w:ilvl="7" w:tplc="04090019" w:tentative="1">
+      <w:start w:val="1"/>
+      <w:numFmt w:val="ideographTraditional"/>
+      <w:lvlText w:val="%8、"/>
+      <w:lvlJc w:val="left"/>
+      <w:pPr>
+        <w:ind w:left="3840" w:hanging="480"/>
+      </w:pPr>
+    </w:lvl>
+    <w:lvl w:ilvl="8" w:tplc="0409001B" w:tentative="1">
+      <w:start w:val="1"/>
+      <w:numFmt w:val="lowerRoman"/>
+      <w:lvlText w:val="%9."/>
+      <w:lvlJc w:val="right"/>
+      <w:pPr>
+        <w:ind w:left="4320" w:hanging="480"/>
+      </w:pPr>
+    </w:lvl>
+  </w:abstractNum>
+  <w:abstractNum w:abstractNumId="2" w15:restartNumberingAfterBreak="0">
+    <w:nsid w:val="37753531"/>
+    <w:multiLevelType w:val="hybridMultilevel"/>
+    <w:tmpl w:val="074EA1C2"/>
+    <w:lvl w:ilvl="0" w:tplc="4F8C043E">
+      <w:start w:val="1"/>
+      <w:numFmt w:val="decimal"/>
+      <w:lvlText w:val="%1."/>
+      <w:lvlJc w:val="left"/>
+      <w:pPr>
+        <w:ind w:left="360" w:hanging="360"/>
+      </w:pPr>
+      <w:rPr>
+        <w:rFonts w:hint="default"/>
+      </w:rPr>
+    </w:lvl>
+    <w:lvl w:ilvl="1" w:tplc="04090019" w:tentative="1">
+      <w:start w:val="1"/>
+      <w:numFmt w:val="ideographTraditional"/>
+      <w:lvlText w:val="%2、"/>
+      <w:lvlJc w:val="left"/>
+      <w:pPr>
+        <w:ind w:left="960" w:hanging="480"/>
+      </w:pPr>
+    </w:lvl>
+    <w:lvl w:ilvl="2" w:tplc="0409001B" w:tentative="1">
+      <w:start w:val="1"/>
+      <w:numFmt w:val="lowerRoman"/>
+      <w:lvlText w:val="%3."/>
+      <w:lvlJc w:val="right"/>
+      <w:pPr>
+        <w:ind w:left="1440" w:hanging="480"/>
+      </w:pPr>
+    </w:lvl>
+    <w:lvl w:ilvl="3" w:tplc="0409000F" w:tentative="1">
+      <w:start w:val="1"/>
+      <w:numFmt w:val="decimal"/>
+      <w:lvlText w:val="%4."/>
+      <w:lvlJc w:val="left"/>
+      <w:pPr>
+        <w:ind w:left="1920" w:hanging="480"/>
+      </w:pPr>
+    </w:lvl>
+    <w:lvl w:ilvl="4" w:tplc="04090019" w:tentative="1">
+      <w:start w:val="1"/>
+      <w:numFmt w:val="ideographTraditional"/>
+      <w:lvlText w:val="%5、"/>
+      <w:lvlJc w:val="left"/>
+      <w:pPr>
+        <w:ind w:left="2400" w:hanging="480"/>
+      </w:pPr>
+    </w:lvl>
+    <w:lvl w:ilvl="5" w:tplc="0409001B" w:tentative="1">
+      <w:start w:val="1"/>
+      <w:numFmt w:val="lowerRoman"/>
+      <w:lvlText w:val="%6."/>
+      <w:lvlJc w:val="right"/>
+      <w:pPr>
+        <w:ind w:left="2880" w:hanging="480"/>
+      </w:pPr>
+    </w:lvl>
+    <w:lvl w:ilvl="6" w:tplc="0409000F" w:tentative="1">
+      <w:start w:val="1"/>
+      <w:numFmt w:val="decimal"/>
+      <w:lvlText w:val="%7."/>
+      <w:lvlJc w:val="left"/>
+      <w:pPr>
+        <w:ind w:left="3360" w:hanging="480"/>
+      </w:pPr>
+    </w:lvl>
+    <w:lvl w:ilvl="7" w:tplc="04090019" w:tentative="1">
+      <w:start w:val="1"/>
+      <w:numFmt w:val="ideographTraditional"/>
+      <w:lvlText w:val="%8、"/>
+      <w:lvlJc w:val="left"/>
+      <w:pPr>
+        <w:ind w:left="3840" w:hanging="480"/>
+      </w:pPr>
+    </w:lvl>
+    <w:lvl w:ilvl="8" w:tplc="0409001B" w:tentative="1">
+      <w:start w:val="1"/>
+      <w:numFmt w:val="lowerRoman"/>
+      <w:lvlText w:val="%9."/>
+      <w:lvlJc w:val="right"/>
+      <w:pPr>
+        <w:ind w:left="4320" w:hanging="480"/>
+      </w:pPr>
+    </w:lvl>
+  </w:abstractNum>
+  <w:num w:numId="1" w16cid:durableId="671110193">
+    <w:abstractNumId w:val="0"/>
+  </w:num>
+  <w:num w:numId="2" w16cid:durableId="1915313859">
+    <w:abstractNumId w:val="1"/>
+  </w:num>
+  <w:num w:numId="3" w16cid:durableId="230625274">
+    <w:abstractNumId w:val="2"/>
+  </w:num>
+</w:numbering>
 </file>
 
 <file path=word/styles.xml><?xml version="1.0" encoding="utf-8"?>

--- a/樂觀鎖_測試不同量級請求的效能比較.docx
+++ b/樂觀鎖_測試不同量級請求的效能比較.docx
@@ -179,7 +179,14 @@
         <w:rPr>
           <w:rFonts w:hint="eastAsia"/>
         </w:rPr>
-        <w:t>有效阻擋</w:t>
+        <w:t>有效</w:t>
+      </w:r>
+      <w:proofErr w:type="gramStart"/>
+      <w:r>
+        <w:rPr>
+          <w:rFonts w:hint="eastAsia"/>
+        </w:rPr>
+        <w:t>阻擋</w:t>
       </w:r>
       <w:r>
         <w:rPr>
@@ -187,6 +194,7 @@
         </w:rPr>
         <w:t>超發流量</w:t>
       </w:r>
+      <w:proofErr w:type="gramEnd"/>
       <w:r>
         <w:rPr>
           <w:rFonts w:hint="eastAsia"/>
@@ -559,11 +567,19 @@
         <w:t>redis</w:t>
       </w:r>
       <w:proofErr w:type="spellEnd"/>
-      <w:r>
-        <w:rPr>
-          <w:rFonts w:hint="eastAsia"/>
-        </w:rPr>
-        <w:t>回滾調整後的數量一致</w:t>
+      <w:proofErr w:type="gramStart"/>
+      <w:r>
+        <w:rPr>
+          <w:rFonts w:hint="eastAsia"/>
+        </w:rPr>
+        <w:t>回滾調整</w:t>
+      </w:r>
+      <w:proofErr w:type="gramEnd"/>
+      <w:r>
+        <w:rPr>
+          <w:rFonts w:hint="eastAsia"/>
+        </w:rPr>
+        <w:t>後的數量一致</w:t>
       </w:r>
       <w:r>
         <w:rPr>
@@ -583,7 +599,21 @@
         <w:rPr>
           <w:rFonts w:hint="eastAsia"/>
         </w:rPr>
-        <w:t>可以有效阻擋超發流量。</w:t>
+        <w:t>可以有效</w:t>
+      </w:r>
+      <w:proofErr w:type="gramStart"/>
+      <w:r>
+        <w:rPr>
+          <w:rFonts w:hint="eastAsia"/>
+        </w:rPr>
+        <w:t>阻擋超發流量</w:t>
+      </w:r>
+      <w:proofErr w:type="gramEnd"/>
+      <w:r>
+        <w:rPr>
+          <w:rFonts w:hint="eastAsia"/>
+        </w:rPr>
+        <w:t>。</w:t>
       </w:r>
     </w:p>
     <w:p>
@@ -662,7 +692,21 @@
         <w:rPr>
           <w:rFonts w:hint="eastAsia"/>
         </w:rPr>
-        <w:t>，少數沒有成功發出去的應該是因為少部分的優惠券在</w:t>
+        <w:t>，少數沒有成功發出去的應該是因為少部分的優惠</w:t>
+      </w:r>
+      <w:proofErr w:type="gramStart"/>
+      <w:r>
+        <w:rPr>
+          <w:rFonts w:hint="eastAsia"/>
+        </w:rPr>
+        <w:t>券</w:t>
+      </w:r>
+      <w:proofErr w:type="gramEnd"/>
+      <w:r>
+        <w:rPr>
+          <w:rFonts w:hint="eastAsia"/>
+        </w:rPr>
+        <w:t>在</w:t>
       </w:r>
       <w:r>
         <w:rPr>
@@ -1007,7 +1051,35 @@
         <w:rPr>
           <w:rFonts w:hint="eastAsia"/>
         </w:rPr>
-        <w:t>使用悲觀鎖的方式，確保每個優惠券都能夠被發送出去，但預估會有比樂觀鎖還高</w:t>
+        <w:t>使用悲觀鎖的方式，確保每</w:t>
+      </w:r>
+      <w:proofErr w:type="gramStart"/>
+      <w:r>
+        <w:rPr>
+          <w:rFonts w:hint="eastAsia"/>
+        </w:rPr>
+        <w:t>個</w:t>
+      </w:r>
+      <w:proofErr w:type="gramEnd"/>
+      <w:r>
+        <w:rPr>
+          <w:rFonts w:hint="eastAsia"/>
+        </w:rPr>
+        <w:t>優惠</w:t>
+      </w:r>
+      <w:proofErr w:type="gramStart"/>
+      <w:r>
+        <w:rPr>
+          <w:rFonts w:hint="eastAsia"/>
+        </w:rPr>
+        <w:t>券</w:t>
+      </w:r>
+      <w:proofErr w:type="gramEnd"/>
+      <w:r>
+        <w:rPr>
+          <w:rFonts w:hint="eastAsia"/>
+        </w:rPr>
+        <w:t>都能夠被發送出去，但預估會有比樂觀鎖還高</w:t>
       </w:r>
       <w:r>
         <w:rPr>
@@ -1043,7 +1115,21 @@
         <w:rPr>
           <w:rFonts w:hint="eastAsia"/>
         </w:rPr>
-        <w:t>，不一定適合用在優惠券的業務上，而更適合用於銀行內部清算系統或其他核心部門的資料處理</w:t>
+        <w:t>，不一定適合用在優惠</w:t>
+      </w:r>
+      <w:proofErr w:type="gramStart"/>
+      <w:r>
+        <w:rPr>
+          <w:rFonts w:hint="eastAsia"/>
+        </w:rPr>
+        <w:t>券</w:t>
+      </w:r>
+      <w:proofErr w:type="gramEnd"/>
+      <w:r>
+        <w:rPr>
+          <w:rFonts w:hint="eastAsia"/>
+        </w:rPr>
+        <w:t>的業務上，而更適合用於銀行內部清算系統或其他核心部門的資料處理</w:t>
       </w:r>
       <w:r>
         <w:rPr>
@@ -1319,14 +1405,42 @@
         <w:rPr>
           <w:rFonts w:hint="eastAsia"/>
         </w:rPr>
+        <w:t>導致</w:t>
+      </w:r>
+      <w:proofErr w:type="gramStart"/>
+      <w:r>
+        <w:rPr>
+          <w:rFonts w:hint="eastAsia"/>
+        </w:rPr>
+        <w:t>會跑更多次</w:t>
+      </w:r>
+      <w:proofErr w:type="gramEnd"/>
+      <w:r>
+        <w:rPr>
+          <w:rFonts w:hint="eastAsia"/>
+        </w:rPr>
+        <w:t>重複請求</w:t>
+      </w:r>
+      <w:r>
+        <w:rPr>
+          <w:rFonts w:hint="eastAsia"/>
+        </w:rPr>
         <w:t>。</w:t>
       </w:r>
     </w:p>
     <w:p>
-      <w:r>
-        <w:rPr>
-          <w:rFonts w:hint="eastAsia"/>
-        </w:rPr>
+      <w:pPr>
+        <w:rPr>
+          <w:rFonts w:hint="eastAsia"/>
+        </w:rPr>
+      </w:pPr>
+    </w:p>
+    <w:p>
+      <w:r>
+        <w:rPr>
+          <w:rFonts w:hint="eastAsia"/>
+        </w:rPr>
+        <w:lastRenderedPageBreak/>
         <w:t>DB</w:t>
       </w:r>
       <w:r>
@@ -1347,7 +1461,21 @@
         <w:rPr>
           <w:rFonts w:hint="eastAsia"/>
         </w:rPr>
-        <w:t>的數量也都維持一致性，沒有超發也沒有數量不同的問題發生</w:t>
+        <w:t>的數量也都維持一致性，</w:t>
+      </w:r>
+      <w:proofErr w:type="gramStart"/>
+      <w:r>
+        <w:rPr>
+          <w:rFonts w:hint="eastAsia"/>
+        </w:rPr>
+        <w:t>沒有超發也</w:t>
+      </w:r>
+      <w:proofErr w:type="gramEnd"/>
+      <w:r>
+        <w:rPr>
+          <w:rFonts w:hint="eastAsia"/>
+        </w:rPr>
+        <w:t>沒有數量不同的問題發生</w:t>
       </w:r>
       <w:r>
         <w:rPr>
@@ -1366,12 +1494,14 @@
         </w:rPr>
         <w:t>edis</w:t>
       </w:r>
+      <w:proofErr w:type="gramStart"/>
       <w:r>
         <w:rPr>
           <w:rFonts w:hint="eastAsia"/>
         </w:rPr>
         <w:t>阻擋超發流量</w:t>
       </w:r>
+      <w:proofErr w:type="gramEnd"/>
       <w:r>
         <w:rPr>
           <w:rFonts w:hint="eastAsia"/>
@@ -1401,7 +1531,6 @@
         <w:rPr>
           <w:rFonts w:hint="eastAsia"/>
         </w:rPr>
-        <w:lastRenderedPageBreak/>
         <w:t>Redis_SOLD_OUT</w:t>
       </w:r>
       <w:proofErr w:type="spellEnd"/>
@@ -1656,7 +1785,21 @@
         <w:rPr>
           <w:rFonts w:hint="eastAsia"/>
         </w:rPr>
-        <w:t>，第二個原因為</w:t>
+        <w:t>，第二</w:t>
+      </w:r>
+      <w:proofErr w:type="gramStart"/>
+      <w:r>
+        <w:rPr>
+          <w:rFonts w:hint="eastAsia"/>
+        </w:rPr>
+        <w:t>個</w:t>
+      </w:r>
+      <w:proofErr w:type="gramEnd"/>
+      <w:r>
+        <w:rPr>
+          <w:rFonts w:hint="eastAsia"/>
+        </w:rPr>
+        <w:t>原因為</w:t>
       </w:r>
       <w:r>
         <w:t>Tomcat</w:t>
@@ -1698,7 +1841,21 @@
         <w:rPr>
           <w:rFonts w:hint="eastAsia"/>
         </w:rPr>
-        <w:t>，第三個原因為</w:t>
+        <w:t>，第三</w:t>
+      </w:r>
+      <w:proofErr w:type="gramStart"/>
+      <w:r>
+        <w:rPr>
+          <w:rFonts w:hint="eastAsia"/>
+        </w:rPr>
+        <w:t>個</w:t>
+      </w:r>
+      <w:proofErr w:type="gramEnd"/>
+      <w:r>
+        <w:rPr>
+          <w:rFonts w:hint="eastAsia"/>
+        </w:rPr>
+        <w:t>原因為</w:t>
       </w:r>
       <w:r>
         <w:t xml:space="preserve">JMeter 2000 threads </w:t>
@@ -1742,7 +1899,21 @@
         <w:rPr>
           <w:rFonts w:hint="eastAsia"/>
         </w:rPr>
-        <w:t>第二個原因則是在實驗中發現相同為</w:t>
+        <w:t>第二</w:t>
+      </w:r>
+      <w:proofErr w:type="gramStart"/>
+      <w:r>
+        <w:rPr>
+          <w:rFonts w:hint="eastAsia"/>
+        </w:rPr>
+        <w:t>個</w:t>
+      </w:r>
+      <w:proofErr w:type="gramEnd"/>
+      <w:r>
+        <w:rPr>
+          <w:rFonts w:hint="eastAsia"/>
+        </w:rPr>
+        <w:t>原因則是在實驗中發現相同為</w:t>
       </w:r>
       <w:r>
         <w:rPr>
@@ -1818,11 +1989,19 @@
         <w:t>redis</w:t>
       </w:r>
       <w:proofErr w:type="spellEnd"/>
-      <w:r>
-        <w:rPr>
-          <w:rFonts w:hint="eastAsia"/>
-        </w:rPr>
-        <w:t>擋超發流量，</w:t>
+      <w:proofErr w:type="gramStart"/>
+      <w:r>
+        <w:rPr>
+          <w:rFonts w:hint="eastAsia"/>
+        </w:rPr>
+        <w:t>擋超發</w:t>
+      </w:r>
+      <w:proofErr w:type="gramEnd"/>
+      <w:r>
+        <w:rPr>
+          <w:rFonts w:hint="eastAsia"/>
+        </w:rPr>
+        <w:t>流量，</w:t>
       </w:r>
       <w:r>
         <w:rPr>
@@ -2226,11 +2405,6 @@
       </w:r>
     </w:p>
     <w:p>
-      <w:pPr>
-        <w:rPr>
-          <w:rFonts w:hint="eastAsia"/>
-        </w:rPr>
-      </w:pPr>
       <w:r>
         <w:rPr>
           <w:rFonts w:hint="eastAsia"/>
@@ -2264,19 +2438,12 @@
     </w:p>
     <w:p/>
     <w:p/>
-    <w:p>
-      <w:pPr>
-        <w:rPr>
-          <w:rFonts w:hint="eastAsia"/>
-        </w:rPr>
-      </w:pPr>
-    </w:p>
-    <w:p>
-      <w:r>
-        <w:rPr>
-          <w:rFonts w:hint="eastAsia"/>
-        </w:rPr>
-        <w:lastRenderedPageBreak/>
+    <w:p/>
+    <w:p>
+      <w:r>
+        <w:rPr>
+          <w:rFonts w:hint="eastAsia"/>
+        </w:rPr>
         <w:t>測試結果：</w:t>
       </w:r>
     </w:p>
